--- a/report_template.docx
+++ b/report_template.docx
@@ -4,59 +4,93 @@
   <w:body>
     <w:p>
       <w:pPr>
-        <w:pStyle w:val="p1"/>
-        <w:jc w:val="right"/>
+        <w:pStyle w:val="ae"/>
+        <w:spacing w:line="240" w:lineRule="atLeast"/>
+        <w:rPr>
+          <w:b/>
+        </w:rPr>
       </w:pPr>
       <w:r>
         <w:rPr>
           <w:b/>
-          <w:bCs/>
         </w:rPr>
         <w:t>УТВЕРЖДАЮ</w:t>
+      </w:r>
+    </w:p>
+    <w:p>
+      <w:pPr>
+        <w:pStyle w:val="ae"/>
+        <w:spacing w:line="240" w:lineRule="atLeast"/>
+      </w:pPr>
+      <w:r>
+        <w:t>заместитель директор</w:t>
+      </w:r>
+      <w:r>
+        <w:t>а</w:t>
+      </w:r>
+    </w:p>
+    <w:p>
+      <w:pPr>
+        <w:pStyle w:val="ae"/>
+        <w:spacing w:line="240" w:lineRule="atLeast"/>
+      </w:pPr>
+      <w:r>
+        <w:t>________________________</w:t>
       </w:r>
     </w:p>
     <w:p>
       <w:pPr>
         <w:pStyle w:val="p1"/>
+        <w:spacing w:line="240" w:lineRule="atLeast"/>
         <w:jc w:val="right"/>
-      </w:pPr>
-      <w:r>
-        <w:t>заместитель директора</w:t>
-      </w:r>
-    </w:p>
-    <w:p>
-      <w:pPr>
-        <w:pStyle w:val="p1"/>
-        <w:jc w:val="right"/>
-      </w:pPr>
-      <w:r>
-        <w:t>______</w:t>
-      </w:r>
-      <w:r>
-        <w:t>__________________</w:t>
-      </w:r>
-    </w:p>
-    <w:p>
-      <w:pPr>
-        <w:pStyle w:val="p1"/>
-        <w:jc w:val="right"/>
+        <w:rPr>
+          <w:sz w:val="24"/>
+          <w:szCs w:val="24"/>
+        </w:rPr>
       </w:pPr>
       <w:proofErr w:type="gramStart"/>
       <w:r>
-        <w:t>И.</w:t>
-      </w:r>
-      <w:r>
-        <w:t>И</w:t>
-      </w:r>
-      <w:r>
+        <w:rPr>
+          <w:sz w:val="24"/>
+          <w:szCs w:val="24"/>
+        </w:rPr>
+        <w:t>П</w:t>
+      </w:r>
+      <w:r>
+        <w:rPr>
+          <w:sz w:val="24"/>
+          <w:szCs w:val="24"/>
+        </w:rPr>
         <w:t>.</w:t>
       </w:r>
+      <w:r>
+        <w:rPr>
+          <w:sz w:val="24"/>
+          <w:szCs w:val="24"/>
+        </w:rPr>
+        <w:t>П</w:t>
+      </w:r>
+      <w:r>
+        <w:rPr>
+          <w:sz w:val="24"/>
+          <w:szCs w:val="24"/>
+        </w:rPr>
+        <w:t>.</w:t>
+      </w:r>
       <w:proofErr w:type="gramEnd"/>
       <w:r>
+        <w:rPr>
+          <w:sz w:val="24"/>
+          <w:szCs w:val="24"/>
+        </w:rPr>
         <w:t xml:space="preserve"> </w:t>
       </w:r>
       <w:r>
-        <w:t>Иванов</w:t>
+        <w:rPr>
+          <w:sz w:val="24"/>
+          <w:szCs w:val="24"/>
+        </w:rPr>
+        <w:t>Петров</w:t>
       </w:r>
     </w:p>
     <w:p>
@@ -74,6 +108,8 @@
         <w:jc w:val="center"/>
         <w:rPr>
           <w:rFonts w:ascii="Times New Roman" w:hAnsi="Times New Roman" w:cs="Times New Roman"/>
+          <w:b/>
+          <w:bCs/>
           <w:sz w:val="24"/>
           <w:szCs w:val="24"/>
         </w:rPr>
@@ -81,6 +117,8 @@
       <w:r>
         <w:rPr>
           <w:rFonts w:ascii="Times New Roman" w:hAnsi="Times New Roman" w:cs="Times New Roman"/>
+          <w:b/>
+          <w:bCs/>
           <w:sz w:val="24"/>
           <w:szCs w:val="24"/>
         </w:rPr>
@@ -89,60 +127,38 @@
     </w:p>
     <w:p>
       <w:pPr>
+        <w:pStyle w:val="12"/>
         <w:jc w:val="center"/>
         <w:rPr>
-          <w:rFonts w:ascii="Times New Roman" w:hAnsi="Times New Roman" w:cs="Times New Roman"/>
-          <w:sz w:val="24"/>
-          <w:szCs w:val="24"/>
+          <w:b w:val="0"/>
+          <w:bCs/>
+          <w:sz w:val="24"/>
         </w:rPr>
       </w:pPr>
       <w:r>
         <w:rPr>
-          <w:rFonts w:ascii="Times New Roman" w:hAnsi="Times New Roman" w:cs="Times New Roman"/>
-          <w:sz w:val="24"/>
-          <w:szCs w:val="24"/>
-        </w:rPr>
-        <w:t xml:space="preserve">начальной (максимальной) цены </w:t>
-      </w:r>
-      <w:r>
-        <w:rPr>
-          <w:rFonts w:ascii="Times New Roman" w:hAnsi="Times New Roman" w:cs="Times New Roman"/>
-          <w:sz w:val="24"/>
-          <w:szCs w:val="24"/>
-        </w:rPr>
-        <w:t>закупки</w:t>
-      </w:r>
-      <w:r>
-        <w:rPr>
-          <w:rFonts w:ascii="Times New Roman" w:hAnsi="Times New Roman" w:cs="Times New Roman"/>
-          <w:sz w:val="24"/>
-          <w:szCs w:val="24"/>
-        </w:rPr>
-        <w:t xml:space="preserve"> {</w:t>
-      </w:r>
-      <w:r>
-        <w:rPr>
-          <w:rFonts w:ascii="Times New Roman" w:hAnsi="Times New Roman" w:cs="Times New Roman"/>
-          <w:sz w:val="24"/>
-          <w:szCs w:val="24"/>
-        </w:rPr>
-        <w:t>наименование закупки</w:t>
-      </w:r>
-      <w:r>
-        <w:rPr>
-          <w:rFonts w:ascii="Times New Roman" w:hAnsi="Times New Roman" w:cs="Times New Roman"/>
-          <w:sz w:val="24"/>
-          <w:szCs w:val="24"/>
-        </w:rPr>
-        <w:t>}</w:t>
+          <w:b w:val="0"/>
+          <w:bCs/>
+        </w:rPr>
+        <w:t>начальной (максимальной) цены закупки</w:t>
+      </w:r>
+      <w:r>
+        <w:rPr>
+          <w:b w:val="0"/>
+          <w:bCs/>
+        </w:rPr>
+        <w:t xml:space="preserve"> {наименование закупки}</w:t>
       </w:r>
     </w:p>
     <w:p>
       <w:pPr>
         <w:spacing w:after="0" w:line="240" w:lineRule="auto"/>
-        <w:ind w:firstLine="709"/>
-        <w:rPr>
-          <w:rFonts w:ascii="Times New Roman" w:hAnsi="Times New Roman"/>
+        <w:ind w:firstLine="708"/>
+        <w:jc w:val="both"/>
+        <w:rPr>
+          <w:rFonts w:ascii="Times New Roman" w:hAnsi="Times New Roman" w:cs="Times New Roman"/>
+          <w:b/>
+          <w:bCs/>
           <w:iCs/>
           <w:sz w:val="24"/>
           <w:szCs w:val="24"/>
@@ -150,102 +166,23 @@
       </w:pPr>
       <w:r>
         <w:rPr>
-          <w:rFonts w:ascii="Times New Roman" w:hAnsi="Times New Roman"/>
+          <w:rFonts w:ascii="Times New Roman" w:hAnsi="Times New Roman" w:cs="Times New Roman"/>
           <w:iCs/>
           <w:sz w:val="24"/>
           <w:szCs w:val="24"/>
         </w:rPr>
-        <w:t xml:space="preserve">Начальная (максимальная) цена контракта (далее – НМЦК) определена </w:t>
-      </w:r>
-      <w:r>
-        <w:rPr>
-          <w:rFonts w:ascii="Times New Roman" w:hAnsi="Times New Roman"/>
+        <w:t xml:space="preserve">Начальная (максимальная) цена контракта (далее — НМЦК) </w:t>
+      </w:r>
+      <w:r>
+        <w:rPr>
+          <w:rFonts w:ascii="Times New Roman" w:hAnsi="Times New Roman" w:cs="Times New Roman"/>
           <w:b/>
+          <w:bCs/>
           <w:iCs/>
           <w:sz w:val="24"/>
           <w:szCs w:val="24"/>
         </w:rPr>
-        <w:t xml:space="preserve">методом сопоставимых рыночных цен </w:t>
-      </w:r>
-      <w:r>
-        <w:rPr>
-          <w:rFonts w:ascii="Times New Roman" w:hAnsi="Times New Roman"/>
-          <w:b/>
-          <w:iCs/>
-          <w:sz w:val="24"/>
-          <w:szCs w:val="24"/>
-        </w:rPr>
-        <w:t>(</w:t>
-      </w:r>
-      <w:r>
-        <w:rPr>
-          <w:rFonts w:ascii="Times New Roman" w:hAnsi="Times New Roman"/>
-          <w:b/>
-          <w:iCs/>
-          <w:sz w:val="24"/>
-          <w:szCs w:val="24"/>
-        </w:rPr>
-        <w:t xml:space="preserve">согласно </w:t>
-      </w:r>
-      <w:r>
-        <w:rPr>
-          <w:rFonts w:ascii="Times New Roman" w:eastAsia="Times New Roman" w:hAnsi="Times New Roman" w:cs="Times New Roman"/>
-          <w:b/>
-          <w:sz w:val="24"/>
-          <w:szCs w:val="24"/>
-          <w:lang w:eastAsia="ru-RU"/>
-        </w:rPr>
-        <w:t>1 статьи 22 Федерального закона № 44-ФЗ</w:t>
-      </w:r>
-      <w:r>
-        <w:rPr>
-          <w:rFonts w:ascii="Times New Roman" w:hAnsi="Times New Roman"/>
-          <w:b/>
-          <w:iCs/>
-          <w:sz w:val="24"/>
-          <w:szCs w:val="24"/>
-        </w:rPr>
-        <w:t>)</w:t>
-      </w:r>
-      <w:r>
-        <w:rPr>
-          <w:rFonts w:ascii="Times New Roman" w:hAnsi="Times New Roman"/>
-          <w:iCs/>
-          <w:sz w:val="24"/>
-          <w:szCs w:val="24"/>
-        </w:rPr>
-        <w:t>.</w:t>
-      </w:r>
-    </w:p>
-    <w:p>
-      <w:pPr>
-        <w:spacing w:after="0" w:line="240" w:lineRule="auto"/>
-        <w:ind w:left="708" w:firstLine="1"/>
-        <w:jc w:val="both"/>
-        <w:rPr>
-          <w:rFonts w:ascii="Times New Roman" w:hAnsi="Times New Roman"/>
-          <w:iCs/>
-          <w:sz w:val="24"/>
-          <w:szCs w:val="24"/>
-        </w:rPr>
-      </w:pPr>
-      <w:r>
-        <w:rPr>
-          <w:rFonts w:ascii="Times New Roman" w:hAnsi="Times New Roman"/>
-          <w:iCs/>
-          <w:sz w:val="24"/>
-          <w:szCs w:val="24"/>
-        </w:rPr>
-        <w:t xml:space="preserve">В целях получения ценовой информации в отношении товаров для определения НМЦК были </w:t>
-      </w:r>
-      <w:r>
-        <w:rPr>
-          <w:rFonts w:ascii="Times New Roman" w:hAnsi="Times New Roman"/>
-          <w:iCs/>
-          <w:sz w:val="24"/>
-          <w:szCs w:val="24"/>
-        </w:rPr>
-        <w:t>проанализированы ретроспективные</w:t>
+        <w:t>определена методом сопоставимых рыночных цен (анализа рынка) в соответствии с частью 6 статьи 22 Федерального закона № 44-ФЗ.</w:t>
       </w:r>
     </w:p>
     <w:p>
@@ -254,55 +191,235 @@
         <w:ind w:firstLine="1"/>
         <w:jc w:val="both"/>
         <w:rPr>
-          <w:rFonts w:ascii="Times New Roman" w:hAnsi="Times New Roman"/>
+          <w:rFonts w:ascii="Times New Roman" w:hAnsi="Times New Roman" w:cs="Times New Roman"/>
           <w:iCs/>
           <w:sz w:val="24"/>
           <w:szCs w:val="24"/>
         </w:rPr>
       </w:pPr>
-      <w:proofErr w:type="gramStart"/>
-      <w:r>
-        <w:rPr>
-          <w:rFonts w:ascii="Times New Roman" w:hAnsi="Times New Roman"/>
+      <w:r>
+        <w:rPr>
+          <w:rFonts w:ascii="Times New Roman" w:hAnsi="Times New Roman" w:cs="Times New Roman"/>
           <w:iCs/>
           <w:sz w:val="24"/>
           <w:szCs w:val="24"/>
         </w:rPr>
-        <w:t>данные</w:t>
-      </w:r>
-      <w:proofErr w:type="gramEnd"/>
-      <w:r>
-        <w:rPr>
-          <w:rFonts w:ascii="Times New Roman" w:hAnsi="Times New Roman"/>
-          <w:iCs/>
-          <w:sz w:val="24"/>
-          <w:szCs w:val="24"/>
-        </w:rPr>
-        <w:t xml:space="preserve"> предоставленные порталом поставщиков.</w:t>
+        <w:t>В целях получения ценовой информации в отношении товаров для определения НМЦК были проанализированы ретроспективные</w:t>
       </w:r>
     </w:p>
     <w:p>
       <w:pPr>
-        <w:ind w:firstLine="709"/>
+        <w:pStyle w:val="af3"/>
+        <w:rPr>
+          <w:rFonts w:eastAsia="Times New Roman"/>
+          <w:color w:val="000000"/>
+          <w:lang w:eastAsia="ru-RU"/>
+        </w:rPr>
+      </w:pPr>
+      <w:r>
+        <w:rPr>
+          <w:iCs/>
+        </w:rPr>
+        <w:t>данные</w:t>
+      </w:r>
+      <w:r>
+        <w:rPr>
+          <w:iCs/>
+        </w:rPr>
+        <w:t>,</w:t>
+      </w:r>
+      <w:r>
+        <w:rPr>
+          <w:iCs/>
+        </w:rPr>
+        <w:t xml:space="preserve"> предоставленные </w:t>
+      </w:r>
+      <w:r>
+        <w:rPr>
+          <w:iCs/>
+        </w:rPr>
+        <w:t>Порталом поставщиков</w:t>
+      </w:r>
+      <w:r>
+        <w:rPr>
+          <w:iCs/>
+        </w:rPr>
+        <w:t>.</w:t>
+      </w:r>
+      <w:r>
+        <w:rPr>
+          <w:rFonts w:eastAsia="Times New Roman"/>
+          <w:color w:val="000000"/>
+          <w:lang w:eastAsia="ru-RU"/>
+        </w:rPr>
+        <w:t xml:space="preserve"> </w:t>
+      </w:r>
+      <w:r>
+        <w:rPr>
+          <w:iCs/>
+        </w:rPr>
+        <w:t>При определении НМЦК использованы сведения о ценах, содержащиеся не менее чем в трех сопоставимых предложениях, соответствующих требованиям закупаемого товара (работы, услуги).</w:t>
+      </w:r>
+    </w:p>
+    <w:p>
+      <w:pPr>
+        <w:pStyle w:val="11"/>
         <w:contextualSpacing/>
-        <w:jc w:val="both"/>
-        <w:rPr>
-          <w:rFonts w:ascii="Times New Roman" w:hAnsi="Times New Roman"/>
+        <w:rPr>
           <w:b/>
           <w:iCs/>
           <w:sz w:val="24"/>
-          <w:szCs w:val="24"/>
         </w:rPr>
       </w:pPr>
       <w:r>
         <w:rPr>
-          <w:rFonts w:ascii="Times New Roman" w:hAnsi="Times New Roman"/>
           <w:b/>
-          <w:iCs/>
-          <w:sz w:val="24"/>
-          <w:szCs w:val="24"/>
-        </w:rPr>
-        <w:t>НМЦК определена как минимальная из предложенных и рассчитана по формуле:</w:t>
+          <w:bCs/>
+          <w:iCs/>
+          <w:sz w:val="24"/>
+        </w:rPr>
+        <w:t>НМЦК</w:t>
+      </w:r>
+      <w:r>
+        <w:rPr>
+          <w:iCs/>
+          <w:sz w:val="24"/>
+        </w:rPr>
+        <w:t xml:space="preserve"> определена </w:t>
+      </w:r>
+      <w:r>
+        <w:rPr>
+          <w:iCs/>
+          <w:sz w:val="24"/>
+        </w:rPr>
+        <w:t>на основании медианной цены</w:t>
+      </w:r>
+      <w:r>
+        <w:rPr>
+          <w:iCs/>
+          <w:sz w:val="24"/>
+        </w:rPr>
+        <w:t xml:space="preserve"> </w:t>
+      </w:r>
+      <w:r>
+        <w:rPr>
+          <w:iCs/>
+          <w:sz w:val="24"/>
+        </w:rPr>
+        <w:t>и рассчитана по формуле:</w:t>
+      </w:r>
+    </w:p>
+    <w:p>
+      <w:pPr>
+        <w:pStyle w:val="11"/>
+        <w:rPr>
+          <w:iCs/>
+          <w:sz w:val="24"/>
+        </w:rPr>
+      </w:pPr>
+      <w:proofErr w:type="spellStart"/>
+      <w:r>
+        <w:rPr>
+          <w:i/>
+          <w:sz w:val="24"/>
+        </w:rPr>
+        <w:t>НМЦК</w:t>
+      </w:r>
+      <w:r>
+        <w:rPr>
+          <w:i/>
+          <w:sz w:val="24"/>
+          <w:vertAlign w:val="superscript"/>
+        </w:rPr>
+        <w:t>рын</w:t>
+      </w:r>
+      <w:proofErr w:type="spellEnd"/>
+      <w:r>
+        <w:rPr>
+          <w:i/>
+          <w:sz w:val="24"/>
+        </w:rPr>
+        <w:t xml:space="preserve"> = </w:t>
+      </w:r>
+      <w:r>
+        <w:rPr>
+          <w:i/>
+          <w:sz w:val="24"/>
+          <w:lang w:val="en-US"/>
+        </w:rPr>
+        <w:t>v</w:t>
+      </w:r>
+      <w:r>
+        <w:rPr>
+          <w:i/>
+          <w:sz w:val="24"/>
+        </w:rPr>
+        <w:t>*Ц</w:t>
+      </w:r>
+      <w:r>
+        <w:rPr>
+          <w:i/>
+          <w:sz w:val="24"/>
+          <w:vertAlign w:val="subscript"/>
+          <w:lang w:val="en-US"/>
+        </w:rPr>
+        <w:t>m</w:t>
+      </w:r>
+      <w:r>
+        <w:rPr>
+          <w:i/>
+          <w:sz w:val="24"/>
+          <w:vertAlign w:val="subscript"/>
+          <w:lang w:val="en-US"/>
+        </w:rPr>
+        <w:t>ed</w:t>
+      </w:r>
+      <w:r>
+        <w:rPr>
+          <w:iCs/>
+          <w:sz w:val="24"/>
+        </w:rPr>
+        <w:t>, где:</w:t>
+      </w:r>
+    </w:p>
+    <w:p>
+      <w:pPr>
+        <w:pStyle w:val="11"/>
+        <w:rPr>
+          <w:iCs/>
+          <w:sz w:val="24"/>
+        </w:rPr>
+      </w:pPr>
+      <w:proofErr w:type="spellStart"/>
+      <w:r>
+        <w:rPr>
+          <w:i/>
+          <w:sz w:val="24"/>
+        </w:rPr>
+        <w:t>НМЦК</w:t>
+      </w:r>
+      <w:r>
+        <w:rPr>
+          <w:i/>
+          <w:sz w:val="24"/>
+          <w:vertAlign w:val="superscript"/>
+        </w:rPr>
+        <w:t>рын</w:t>
+      </w:r>
+      <w:proofErr w:type="spellEnd"/>
+      <w:r>
+        <w:rPr>
+          <w:iCs/>
+          <w:sz w:val="24"/>
+        </w:rPr>
+        <w:t xml:space="preserve"> - </w:t>
+      </w:r>
+      <w:r>
+        <w:rPr>
+          <w:iCs/>
+          <w:sz w:val="24"/>
+        </w:rPr>
+        <w:t>начальная (максимальная) цена контракта, определяемая методом сопоставимых рыночных цен (анализа рынка);</w:t>
       </w:r>
     </w:p>
     <w:p>
@@ -311,45 +428,15 @@
         <w:ind w:firstLine="709"/>
         <w:jc w:val="both"/>
         <w:rPr>
-          <w:rFonts w:ascii="Times New Roman" w:hAnsi="Times New Roman"/>
+          <w:rFonts w:ascii="Times New Roman" w:hAnsi="Times New Roman" w:cs="Times New Roman"/>
           <w:iCs/>
           <w:sz w:val="24"/>
           <w:szCs w:val="24"/>
         </w:rPr>
       </w:pPr>
-      <w:proofErr w:type="spellStart"/>
-      <w:r>
-        <w:rPr>
-          <w:rFonts w:ascii="Times New Roman" w:hAnsi="Times New Roman"/>
-          <w:iCs/>
-          <w:sz w:val="24"/>
-          <w:szCs w:val="24"/>
-        </w:rPr>
-        <w:t>НМЦК</w:t>
-      </w:r>
-      <w:r>
-        <w:rPr>
-          <w:rFonts w:ascii="Times New Roman" w:hAnsi="Times New Roman"/>
-          <w:iCs/>
-          <w:sz w:val="24"/>
-          <w:szCs w:val="24"/>
-          <w:vertAlign w:val="superscript"/>
-        </w:rPr>
-        <w:t>рын</w:t>
-      </w:r>
-      <w:proofErr w:type="spellEnd"/>
-      <w:r>
-        <w:rPr>
-          <w:rFonts w:ascii="Times New Roman" w:hAnsi="Times New Roman"/>
-          <w:iCs/>
-          <w:sz w:val="24"/>
-          <w:szCs w:val="24"/>
-        </w:rPr>
-        <w:t xml:space="preserve"> = </w:t>
-      </w:r>
-      <w:r>
-        <w:rPr>
-          <w:rFonts w:ascii="Times New Roman" w:hAnsi="Times New Roman"/>
+      <w:r>
+        <w:rPr>
+          <w:rFonts w:ascii="Times New Roman" w:hAnsi="Times New Roman" w:cs="Times New Roman"/>
           <w:iCs/>
           <w:sz w:val="24"/>
           <w:szCs w:val="24"/>
@@ -359,121 +446,17 @@
       </w:r>
       <w:r>
         <w:rPr>
-          <w:rFonts w:ascii="Times New Roman" w:hAnsi="Times New Roman"/>
+          <w:rFonts w:ascii="Times New Roman" w:hAnsi="Times New Roman" w:cs="Times New Roman"/>
           <w:iCs/>
           <w:sz w:val="24"/>
           <w:szCs w:val="24"/>
         </w:rPr>
-        <w:t>*Ц</w:t>
-      </w:r>
-      <w:r>
-        <w:rPr>
-          <w:rFonts w:ascii="Times New Roman" w:hAnsi="Times New Roman"/>
-          <w:iCs/>
-          <w:sz w:val="24"/>
-          <w:szCs w:val="24"/>
-          <w:vertAlign w:val="subscript"/>
-          <w:lang w:val="en-US"/>
-        </w:rPr>
-        <w:t>min</w:t>
-      </w:r>
-      <w:r>
-        <w:rPr>
-          <w:rFonts w:ascii="Times New Roman" w:eastAsia="Calibri" w:hAnsi="Times New Roman"/>
-          <w:iCs/>
-          <w:sz w:val="24"/>
-          <w:szCs w:val="24"/>
-        </w:rPr>
-        <w:t xml:space="preserve">, </w:t>
-      </w:r>
-      <w:r>
-        <w:rPr>
-          <w:rFonts w:ascii="Times New Roman" w:hAnsi="Times New Roman"/>
-          <w:iCs/>
-          <w:sz w:val="24"/>
-          <w:szCs w:val="24"/>
-        </w:rPr>
-        <w:t>где:</w:t>
-      </w:r>
-    </w:p>
-    <w:p>
-      <w:pPr>
-        <w:spacing w:after="0" w:line="240" w:lineRule="auto"/>
-        <w:ind w:firstLine="709"/>
-        <w:jc w:val="both"/>
-        <w:rPr>
-          <w:rFonts w:ascii="Times New Roman" w:hAnsi="Times New Roman"/>
-          <w:iCs/>
-          <w:sz w:val="24"/>
-          <w:szCs w:val="24"/>
-        </w:rPr>
-      </w:pPr>
-      <w:proofErr w:type="spellStart"/>
-      <w:r>
-        <w:rPr>
-          <w:rFonts w:ascii="Times New Roman" w:hAnsi="Times New Roman"/>
-          <w:iCs/>
-          <w:sz w:val="24"/>
-          <w:szCs w:val="24"/>
-        </w:rPr>
-        <w:t>НМЦК</w:t>
-      </w:r>
-      <w:r>
-        <w:rPr>
-          <w:rFonts w:ascii="Times New Roman" w:hAnsi="Times New Roman"/>
-          <w:iCs/>
-          <w:sz w:val="24"/>
-          <w:szCs w:val="24"/>
-          <w:vertAlign w:val="superscript"/>
-        </w:rPr>
-        <w:t>рын</w:t>
-      </w:r>
-      <w:proofErr w:type="spellEnd"/>
-      <w:r>
-        <w:rPr>
-          <w:rFonts w:ascii="Times New Roman" w:hAnsi="Times New Roman"/>
-          <w:iCs/>
-          <w:sz w:val="24"/>
-          <w:szCs w:val="24"/>
-        </w:rPr>
-        <w:t xml:space="preserve"> - НМЦК, определяемая методом сопоставимых рыночных цен (анализа рынка);</w:t>
-      </w:r>
-    </w:p>
-    <w:p>
-      <w:pPr>
-        <w:spacing w:after="0" w:line="240" w:lineRule="auto"/>
-        <w:ind w:firstLine="709"/>
-        <w:jc w:val="both"/>
-        <w:rPr>
-          <w:rFonts w:ascii="Times New Roman" w:hAnsi="Times New Roman"/>
-          <w:iCs/>
-          <w:sz w:val="24"/>
-          <w:szCs w:val="24"/>
-        </w:rPr>
-      </w:pPr>
-      <w:r>
-        <w:rPr>
-          <w:rFonts w:ascii="Times New Roman" w:hAnsi="Times New Roman"/>
-          <w:iCs/>
-          <w:sz w:val="24"/>
-          <w:szCs w:val="24"/>
-          <w:lang w:val="en-US"/>
-        </w:rPr>
-        <w:t>v</w:t>
-      </w:r>
-      <w:r>
-        <w:rPr>
-          <w:rFonts w:ascii="Times New Roman" w:hAnsi="Times New Roman"/>
-          <w:iCs/>
-          <w:sz w:val="24"/>
-          <w:szCs w:val="24"/>
-        </w:rPr>
         <w:t xml:space="preserve"> – количество (объем) закупаемого товара (работы, услуги</w:t>
       </w:r>
       <w:proofErr w:type="gramStart"/>
       <w:r>
         <w:rPr>
-          <w:rFonts w:ascii="Times New Roman" w:hAnsi="Times New Roman"/>
+          <w:rFonts w:ascii="Times New Roman" w:hAnsi="Times New Roman" w:cs="Times New Roman"/>
           <w:iCs/>
           <w:sz w:val="24"/>
           <w:szCs w:val="24"/>
@@ -488,7 +471,7 @@
         <w:ind w:firstLine="709"/>
         <w:jc w:val="both"/>
         <w:rPr>
-          <w:rFonts w:ascii="Times New Roman" w:hAnsi="Times New Roman"/>
+          <w:rFonts w:ascii="Times New Roman" w:hAnsi="Times New Roman" w:cs="Times New Roman"/>
           <w:iCs/>
           <w:sz w:val="24"/>
           <w:szCs w:val="24"/>
@@ -496,7 +479,7 @@
       </w:pPr>
       <w:r>
         <w:rPr>
-          <w:rFonts w:ascii="Times New Roman" w:hAnsi="Times New Roman"/>
+          <w:rFonts w:ascii="Times New Roman" w:hAnsi="Times New Roman" w:cs="Times New Roman"/>
           <w:iCs/>
           <w:sz w:val="24"/>
           <w:szCs w:val="24"/>
@@ -505,23 +488,52 @@
       </w:r>
       <w:r>
         <w:rPr>
-          <w:rFonts w:ascii="Times New Roman" w:hAnsi="Times New Roman"/>
+          <w:rFonts w:ascii="Times New Roman" w:hAnsi="Times New Roman" w:cs="Times New Roman"/>
           <w:iCs/>
           <w:sz w:val="24"/>
           <w:szCs w:val="24"/>
           <w:vertAlign w:val="subscript"/>
           <w:lang w:val="en-US"/>
         </w:rPr>
-        <w:t>min</w:t>
-      </w:r>
-      <w:r>
-        <w:rPr>
-          <w:rFonts w:ascii="Times New Roman" w:hAnsi="Times New Roman"/>
+        <w:t>m</w:t>
+      </w:r>
+      <w:r>
+        <w:rPr>
+          <w:rFonts w:ascii="Times New Roman" w:hAnsi="Times New Roman" w:cs="Times New Roman"/>
           <w:iCs/>
           <w:sz w:val="24"/>
           <w:szCs w:val="24"/>
-        </w:rPr>
-        <w:t xml:space="preserve"> – минимальная цена единицы товара, работы, услуги, представленная в источнике ценовой информации.</w:t>
+          <w:vertAlign w:val="subscript"/>
+          <w:lang w:val="en-US"/>
+        </w:rPr>
+        <w:t>ed</w:t>
+      </w:r>
+      <w:r>
+        <w:rPr>
+          <w:rFonts w:ascii="Times New Roman" w:hAnsi="Times New Roman" w:cs="Times New Roman"/>
+          <w:iCs/>
+          <w:sz w:val="24"/>
+          <w:szCs w:val="24"/>
+        </w:rPr>
+        <w:t xml:space="preserve"> – </w:t>
+      </w:r>
+      <w:r>
+        <w:rPr>
+          <w:rFonts w:ascii="Times New Roman" w:hAnsi="Times New Roman" w:cs="Times New Roman"/>
+          <w:iCs/>
+          <w:sz w:val="24"/>
+          <w:szCs w:val="24"/>
+        </w:rPr>
+        <w:t>медианная</w:t>
+      </w:r>
+      <w:r>
+        <w:rPr>
+          <w:rFonts w:ascii="Times New Roman" w:hAnsi="Times New Roman" w:cs="Times New Roman"/>
+          <w:iCs/>
+          <w:sz w:val="24"/>
+          <w:szCs w:val="24"/>
+        </w:rPr>
+        <w:t xml:space="preserve"> цена единицы товара (работы, услуги), рассчитанная на основании полученной ценовой информации.</w:t>
       </w:r>
     </w:p>
     <w:p>
@@ -530,7 +542,7 @@
         <w:ind w:firstLine="709"/>
         <w:jc w:val="both"/>
         <w:rPr>
-          <w:rFonts w:ascii="Times New Roman" w:hAnsi="Times New Roman"/>
+          <w:rFonts w:ascii="Times New Roman" w:hAnsi="Times New Roman" w:cs="Times New Roman"/>
           <w:iCs/>
           <w:sz w:val="24"/>
           <w:szCs w:val="24"/>
@@ -539,93 +551,75 @@
     </w:p>
     <w:p>
       <w:pPr>
-        <w:spacing w:after="0" w:line="240" w:lineRule="auto"/>
-        <w:ind w:firstLine="709"/>
-        <w:jc w:val="center"/>
-        <w:rPr>
-          <w:rFonts w:ascii="Times New Roman" w:hAnsi="Times New Roman"/>
-          <w:b/>
-          <w:sz w:val="24"/>
-          <w:szCs w:val="24"/>
+        <w:pStyle w:val="12"/>
+        <w:jc w:val="right"/>
+        <w:rPr>
+          <w:b w:val="0"/>
+          <w:bCs/>
+          <w:i/>
+          <w:iCs/>
+          <w:sz w:val="21"/>
+          <w:szCs w:val="21"/>
         </w:rPr>
       </w:pPr>
       <w:r>
         <w:rPr>
-          <w:rFonts w:ascii="Times New Roman" w:hAnsi="Times New Roman"/>
-          <w:b/>
-          <w:sz w:val="24"/>
-          <w:szCs w:val="24"/>
-        </w:rPr>
-        <w:t>Расчет начальной (максимальной) цены контракта</w:t>
-      </w:r>
-      <w:r>
-        <w:rPr>
-          <w:rFonts w:ascii="Times New Roman" w:hAnsi="Times New Roman"/>
-          <w:b/>
-          <w:sz w:val="24"/>
-          <w:szCs w:val="24"/>
-        </w:rPr>
-        <w:t xml:space="preserve"> </w:t>
-      </w:r>
-      <w:r>
-        <w:rPr>
-          <w:rFonts w:ascii="Times New Roman" w:hAnsi="Times New Roman"/>
-          <w:b/>
-          <w:sz w:val="24"/>
-          <w:szCs w:val="24"/>
-        </w:rPr>
-        <w:t>{</w:t>
-      </w:r>
-      <w:r>
-        <w:rPr>
-          <w:rFonts w:ascii="Times New Roman" w:hAnsi="Times New Roman"/>
-          <w:b/>
-          <w:sz w:val="24"/>
-          <w:szCs w:val="24"/>
-        </w:rPr>
-        <w:t>предмет закупки</w:t>
-      </w:r>
-      <w:r>
-        <w:rPr>
-          <w:rFonts w:ascii="Times New Roman" w:hAnsi="Times New Roman"/>
-          <w:b/>
-          <w:sz w:val="24"/>
-          <w:szCs w:val="24"/>
-        </w:rPr>
-        <w:t>}</w:t>
+          <w:b w:val="0"/>
+          <w:bCs/>
+          <w:i/>
+          <w:iCs/>
+          <w:sz w:val="22"/>
+          <w:szCs w:val="21"/>
+        </w:rPr>
+        <w:t xml:space="preserve">Расчет начальной (максимальной) цены </w:t>
+      </w:r>
+      <w:r>
+        <w:rPr>
+          <w:b w:val="0"/>
+          <w:bCs/>
+          <w:i/>
+          <w:iCs/>
+          <w:sz w:val="22"/>
+          <w:szCs w:val="21"/>
+        </w:rPr>
+        <w:t>{предмет закупки}</w:t>
       </w:r>
     </w:p>
     <w:tbl>
       <w:tblPr>
-        <w:tblStyle w:val="ac"/>
-        <w:tblW w:w="0" w:type="auto"/>
+        <w:tblStyle w:val="af1"/>
+        <w:tblW w:w="14737" w:type="dxa"/>
+        <w:tblLayout w:type="fixed"/>
         <w:tblLook w:val="04A0" w:firstRow="1" w:lastRow="0" w:firstColumn="1" w:lastColumn="0" w:noHBand="0" w:noVBand="1"/>
       </w:tblPr>
       <w:tblGrid>
-        <w:gridCol w:w="1089"/>
-        <w:gridCol w:w="1732"/>
-        <w:gridCol w:w="1660"/>
-        <w:gridCol w:w="1733"/>
-        <w:gridCol w:w="1490"/>
-        <w:gridCol w:w="1492"/>
-        <w:gridCol w:w="1316"/>
-        <w:gridCol w:w="1224"/>
-        <w:gridCol w:w="1492"/>
-        <w:gridCol w:w="1332"/>
+        <w:gridCol w:w="484"/>
+        <w:gridCol w:w="1779"/>
+        <w:gridCol w:w="1230"/>
+        <w:gridCol w:w="1747"/>
+        <w:gridCol w:w="2019"/>
+        <w:gridCol w:w="1232"/>
+        <w:gridCol w:w="1427"/>
+        <w:gridCol w:w="1134"/>
+        <w:gridCol w:w="1304"/>
+        <w:gridCol w:w="1574"/>
+        <w:gridCol w:w="807"/>
       </w:tblGrid>
       <w:tr>
         <w:trPr>
-          <w:trHeight w:val="769"/>
+          <w:cnfStyle w:val="100000000000" w:firstRow="1" w:lastRow="0" w:firstColumn="0" w:lastColumn="0" w:oddVBand="0" w:evenVBand="0" w:oddHBand="0" w:evenHBand="0" w:firstRowFirstColumn="0" w:firstRowLastColumn="0" w:lastRowFirstColumn="0" w:lastRowLastColumn="0"/>
+          <w:trHeight w:val="397"/>
         </w:trPr>
         <w:tc>
           <w:tcPr>
-            <w:tcW w:w="1089" w:type="dxa"/>
+            <w:tcW w:w="484" w:type="dxa"/>
+            <w:shd w:val="clear" w:color="auto" w:fill="FFFFFF" w:themeFill="background1"/>
+            <w:vAlign w:val="center"/>
           </w:tcPr>
           <w:p>
             <w:pPr>
-              <w:jc w:val="center"/>
-              <w:rPr>
-                <w:rFonts w:ascii="Times New Roman" w:hAnsi="Times New Roman" w:cs="Times New Roman"/>
+              <w:pStyle w:val="af2"/>
+              <w:rPr>
                 <w:sz w:val="20"/>
                 <w:szCs w:val="20"/>
                 <w:lang w:val="en-US"/>
@@ -633,8 +627,6 @@
             </w:pPr>
             <w:r>
               <w:rPr>
-                <w:rFonts w:ascii="Times New Roman" w:hAnsi="Times New Roman"/>
-                <w:sz w:val="20"/>
                 <w:szCs w:val="20"/>
               </w:rPr>
               <w:t>№ п/п</w:t>
@@ -643,21 +635,20 @@
         </w:tc>
         <w:tc>
           <w:tcPr>
-            <w:tcW w:w="1732" w:type="dxa"/>
+            <w:tcW w:w="1779" w:type="dxa"/>
+            <w:shd w:val="clear" w:color="auto" w:fill="FFFFFF" w:themeFill="background1"/>
+            <w:vAlign w:val="center"/>
           </w:tcPr>
           <w:p>
             <w:pPr>
-              <w:jc w:val="center"/>
-              <w:rPr>
-                <w:rFonts w:ascii="Times New Roman" w:hAnsi="Times New Roman" w:cs="Times New Roman"/>
+              <w:pStyle w:val="af2"/>
+              <w:rPr>
                 <w:sz w:val="20"/>
                 <w:szCs w:val="20"/>
               </w:rPr>
             </w:pPr>
             <w:r>
               <w:rPr>
-                <w:rFonts w:ascii="Times New Roman" w:hAnsi="Times New Roman" w:cs="Times New Roman"/>
-                <w:sz w:val="20"/>
                 <w:szCs w:val="20"/>
               </w:rPr>
               <w:t>Идентификатор СТЕ</w:t>
@@ -666,14 +657,14 @@
         </w:tc>
         <w:tc>
           <w:tcPr>
-            <w:tcW w:w="1660" w:type="dxa"/>
+            <w:tcW w:w="1230" w:type="dxa"/>
+            <w:shd w:val="clear" w:color="auto" w:fill="FFFFFF" w:themeFill="background1"/>
+            <w:vAlign w:val="center"/>
           </w:tcPr>
           <w:p>
             <w:pPr>
-              <w:spacing w:line="240" w:lineRule="auto"/>
-              <w:jc w:val="center"/>
-              <w:rPr>
-                <w:rFonts w:ascii="Calibri" w:hAnsi="Calibri" w:cs="Calibri"/>
+              <w:pStyle w:val="af2"/>
+              <w:rPr>
                 <w:color w:val="000000"/>
                 <w:sz w:val="20"/>
                 <w:szCs w:val="20"/>
@@ -681,32 +672,34 @@
             </w:pPr>
             <w:r>
               <w:rPr>
-                <w:rFonts w:ascii="Calibri" w:hAnsi="Calibri" w:cs="Calibri"/>
-                <w:color w:val="000000"/>
-                <w:sz w:val="20"/>
                 <w:szCs w:val="20"/>
               </w:rPr>
-              <w:t>Наименование СТЕ</w:t>
+              <w:t>Название</w:t>
+            </w:r>
+            <w:r>
+              <w:rPr>
+                <w:szCs w:val="20"/>
+              </w:rPr>
+              <w:t xml:space="preserve"> СТЕ</w:t>
             </w:r>
           </w:p>
         </w:tc>
         <w:tc>
           <w:tcPr>
-            <w:tcW w:w="1733" w:type="dxa"/>
+            <w:tcW w:w="1747" w:type="dxa"/>
+            <w:shd w:val="clear" w:color="auto" w:fill="FFFFFF" w:themeFill="background1"/>
+            <w:vAlign w:val="center"/>
           </w:tcPr>
           <w:p>
             <w:pPr>
-              <w:jc w:val="center"/>
-              <w:rPr>
-                <w:rFonts w:ascii="Times New Roman" w:hAnsi="Times New Roman" w:cs="Times New Roman"/>
+              <w:pStyle w:val="af2"/>
+              <w:rPr>
                 <w:sz w:val="20"/>
                 <w:szCs w:val="20"/>
               </w:rPr>
             </w:pPr>
             <w:r>
               <w:rPr>
-                <w:rFonts w:ascii="Times New Roman" w:hAnsi="Times New Roman" w:cs="Times New Roman"/>
-                <w:sz w:val="20"/>
                 <w:szCs w:val="20"/>
               </w:rPr>
               <w:t>Идентификатор контракта</w:t>
@@ -715,21 +708,20 @@
         </w:tc>
         <w:tc>
           <w:tcPr>
-            <w:tcW w:w="1490" w:type="dxa"/>
+            <w:tcW w:w="2019" w:type="dxa"/>
+            <w:shd w:val="clear" w:color="auto" w:fill="FFFFFF" w:themeFill="background1"/>
+            <w:vAlign w:val="center"/>
           </w:tcPr>
           <w:p>
             <w:pPr>
-              <w:jc w:val="center"/>
-              <w:rPr>
-                <w:rFonts w:ascii="Times New Roman" w:hAnsi="Times New Roman" w:cs="Times New Roman"/>
+              <w:pStyle w:val="af2"/>
+              <w:rPr>
                 <w:sz w:val="20"/>
                 <w:szCs w:val="20"/>
               </w:rPr>
             </w:pPr>
             <w:r>
               <w:rPr>
-                <w:rFonts w:ascii="Times New Roman" w:hAnsi="Times New Roman" w:cs="Times New Roman"/>
-                <w:sz w:val="20"/>
                 <w:szCs w:val="20"/>
               </w:rPr>
               <w:t>Дата заключения контракта</w:t>
@@ -738,21 +730,20 @@
         </w:tc>
         <w:tc>
           <w:tcPr>
-            <w:tcW w:w="1492" w:type="dxa"/>
+            <w:tcW w:w="1232" w:type="dxa"/>
+            <w:shd w:val="clear" w:color="auto" w:fill="FFFFFF" w:themeFill="background1"/>
+            <w:vAlign w:val="center"/>
           </w:tcPr>
           <w:p>
             <w:pPr>
-              <w:jc w:val="center"/>
-              <w:rPr>
-                <w:rFonts w:ascii="Times New Roman" w:hAnsi="Times New Roman" w:cs="Times New Roman"/>
+              <w:pStyle w:val="af2"/>
+              <w:rPr>
                 <w:sz w:val="20"/>
                 <w:szCs w:val="20"/>
               </w:rPr>
             </w:pPr>
             <w:r>
               <w:rPr>
-                <w:rFonts w:ascii="Times New Roman" w:hAnsi="Times New Roman" w:cs="Times New Roman"/>
-                <w:sz w:val="20"/>
                 <w:szCs w:val="20"/>
               </w:rPr>
               <w:t>ИНН поставщика</w:t>
@@ -761,21 +752,20 @@
         </w:tc>
         <w:tc>
           <w:tcPr>
-            <w:tcW w:w="1316" w:type="dxa"/>
+            <w:tcW w:w="1427" w:type="dxa"/>
+            <w:shd w:val="clear" w:color="auto" w:fill="FFFFFF" w:themeFill="background1"/>
+            <w:vAlign w:val="center"/>
           </w:tcPr>
           <w:p>
             <w:pPr>
-              <w:jc w:val="center"/>
-              <w:rPr>
-                <w:rFonts w:ascii="Times New Roman" w:hAnsi="Times New Roman" w:cs="Times New Roman"/>
+              <w:pStyle w:val="af2"/>
+              <w:rPr>
                 <w:sz w:val="20"/>
                 <w:szCs w:val="20"/>
               </w:rPr>
             </w:pPr>
             <w:r>
               <w:rPr>
-                <w:rFonts w:ascii="Times New Roman" w:hAnsi="Times New Roman" w:cs="Times New Roman"/>
-                <w:sz w:val="20"/>
                 <w:szCs w:val="20"/>
               </w:rPr>
               <w:t>Количество</w:t>
@@ -784,30 +774,25 @@
         </w:tc>
         <w:tc>
           <w:tcPr>
-            <w:tcW w:w="1224" w:type="dxa"/>
+            <w:tcW w:w="1134" w:type="dxa"/>
+            <w:shd w:val="clear" w:color="auto" w:fill="FFFFFF" w:themeFill="background1"/>
+            <w:vAlign w:val="center"/>
           </w:tcPr>
           <w:p>
             <w:pPr>
-              <w:spacing w:line="240" w:lineRule="auto"/>
-              <w:jc w:val="center"/>
-              <w:rPr>
-                <w:rFonts w:ascii="Aptos Narrow" w:hAnsi="Aptos Narrow"/>
+              <w:pStyle w:val="af2"/>
+              <w:rPr>
                 <w:color w:val="000000"/>
               </w:rPr>
             </w:pPr>
             <w:r>
-              <w:rPr>
-                <w:rFonts w:ascii="Aptos Narrow" w:hAnsi="Aptos Narrow"/>
-                <w:color w:val="000000"/>
-              </w:rPr>
               <w:t>Единица измерения</w:t>
             </w:r>
           </w:p>
           <w:p>
             <w:pPr>
-              <w:jc w:val="center"/>
-              <w:rPr>
-                <w:rFonts w:ascii="Times New Roman" w:hAnsi="Times New Roman" w:cs="Times New Roman"/>
+              <w:pStyle w:val="af2"/>
+              <w:rPr>
                 <w:sz w:val="20"/>
                 <w:szCs w:val="20"/>
               </w:rPr>
@@ -816,21 +801,20 @@
         </w:tc>
         <w:tc>
           <w:tcPr>
-            <w:tcW w:w="1492" w:type="dxa"/>
+            <w:tcW w:w="1304" w:type="dxa"/>
+            <w:shd w:val="clear" w:color="auto" w:fill="FFFFFF" w:themeFill="background1"/>
+            <w:vAlign w:val="center"/>
           </w:tcPr>
           <w:p>
             <w:pPr>
-              <w:jc w:val="center"/>
-              <w:rPr>
-                <w:rFonts w:ascii="Times New Roman" w:hAnsi="Times New Roman" w:cs="Times New Roman"/>
+              <w:pStyle w:val="af2"/>
+              <w:rPr>
                 <w:sz w:val="20"/>
                 <w:szCs w:val="20"/>
               </w:rPr>
             </w:pPr>
             <w:r>
               <w:rPr>
-                <w:rFonts w:ascii="Times New Roman" w:hAnsi="Times New Roman" w:cs="Times New Roman"/>
-                <w:sz w:val="20"/>
                 <w:szCs w:val="20"/>
               </w:rPr>
               <w:t>Регион поставщика</w:t>
@@ -839,768 +823,549 @@
         </w:tc>
         <w:tc>
           <w:tcPr>
-            <w:tcW w:w="1332" w:type="dxa"/>
+            <w:tcW w:w="1574" w:type="dxa"/>
+            <w:shd w:val="clear" w:color="auto" w:fill="FFFFFF" w:themeFill="background1"/>
+            <w:vAlign w:val="center"/>
           </w:tcPr>
           <w:p>
             <w:pPr>
-              <w:jc w:val="center"/>
-              <w:rPr>
-                <w:rFonts w:ascii="Times New Roman" w:hAnsi="Times New Roman" w:cs="Times New Roman"/>
+              <w:pStyle w:val="af2"/>
+              <w:rPr>
                 <w:sz w:val="20"/>
                 <w:szCs w:val="20"/>
               </w:rPr>
             </w:pPr>
             <w:r>
               <w:rPr>
-                <w:rFonts w:ascii="Times New Roman" w:hAnsi="Times New Roman" w:cs="Times New Roman"/>
-                <w:sz w:val="20"/>
                 <w:szCs w:val="20"/>
               </w:rPr>
               <w:t>Цена за единицу</w:t>
+            </w:r>
+          </w:p>
+        </w:tc>
+        <w:tc>
+          <w:tcPr>
+            <w:tcW w:w="807" w:type="dxa"/>
+            <w:shd w:val="clear" w:color="auto" w:fill="FFFFFF" w:themeFill="background1"/>
+          </w:tcPr>
+          <w:p>
+            <w:pPr>
+              <w:pStyle w:val="af2"/>
+              <w:rPr>
+                <w:szCs w:val="20"/>
+              </w:rPr>
+            </w:pPr>
+            <w:r>
+              <w:rPr>
+                <w:szCs w:val="20"/>
+              </w:rPr>
+              <w:t>НДС</w:t>
             </w:r>
           </w:p>
         </w:tc>
       </w:tr>
       <w:tr>
         <w:trPr>
-          <w:trHeight w:val="298"/>
+          <w:trHeight w:val="397"/>
         </w:trPr>
         <w:tc>
           <w:tcPr>
-            <w:tcW w:w="1089" w:type="dxa"/>
+            <w:tcW w:w="484" w:type="dxa"/>
+            <w:vAlign w:val="center"/>
           </w:tcPr>
           <w:p>
             <w:pPr>
+              <w:pStyle w:val="af0"/>
               <w:jc w:val="center"/>
               <w:rPr>
-                <w:rFonts w:ascii="Times New Roman" w:hAnsi="Times New Roman" w:cs="Times New Roman"/>
-                <w:sz w:val="24"/>
-                <w:szCs w:val="24"/>
+                <w:szCs w:val="22"/>
               </w:rPr>
             </w:pPr>
           </w:p>
         </w:tc>
         <w:tc>
           <w:tcPr>
-            <w:tcW w:w="1732" w:type="dxa"/>
+            <w:tcW w:w="1779" w:type="dxa"/>
+            <w:vAlign w:val="center"/>
           </w:tcPr>
           <w:p>
             <w:pPr>
+              <w:pStyle w:val="af0"/>
               <w:jc w:val="center"/>
               <w:rPr>
-                <w:rFonts w:ascii="Times New Roman" w:hAnsi="Times New Roman" w:cs="Times New Roman"/>
-                <w:sz w:val="24"/>
-                <w:szCs w:val="24"/>
+                <w:szCs w:val="22"/>
+                <w:lang w:val="en-US"/>
               </w:rPr>
             </w:pPr>
+            <w:proofErr w:type="gramStart"/>
+            <w:r>
+              <w:rPr>
+                <w:szCs w:val="22"/>
+                <w:lang w:val="en-US"/>
+              </w:rPr>
+              <w:t>{</w:t>
+            </w:r>
+            <w:r>
+              <w:rPr>
+                <w:szCs w:val="22"/>
+              </w:rPr>
+              <w:t xml:space="preserve"> </w:t>
+            </w:r>
+            <w:proofErr w:type="spellStart"/>
+            <w:r>
+              <w:rPr>
+                <w:szCs w:val="22"/>
+                <w:lang w:val="en-US"/>
+              </w:rPr>
+              <w:t>steId</w:t>
+            </w:r>
+            <w:proofErr w:type="spellEnd"/>
+            <w:proofErr w:type="gramEnd"/>
+            <w:r>
+              <w:rPr>
+                <w:szCs w:val="22"/>
+                <w:lang w:val="en-US"/>
+              </w:rPr>
+              <w:t xml:space="preserve"> }</w:t>
+            </w:r>
           </w:p>
         </w:tc>
         <w:tc>
           <w:tcPr>
-            <w:tcW w:w="1660" w:type="dxa"/>
+            <w:tcW w:w="1230" w:type="dxa"/>
+            <w:vAlign w:val="center"/>
           </w:tcPr>
           <w:p>
             <w:pPr>
+              <w:pStyle w:val="af0"/>
               <w:jc w:val="center"/>
               <w:rPr>
-                <w:rFonts w:ascii="Times New Roman" w:hAnsi="Times New Roman" w:cs="Times New Roman"/>
-                <w:sz w:val="24"/>
-                <w:szCs w:val="24"/>
+                <w:szCs w:val="22"/>
+                <w:lang w:val="en-US"/>
               </w:rPr>
             </w:pPr>
+            <w:r>
+              <w:rPr>
+                <w:szCs w:val="22"/>
+                <w:lang w:val="en-US"/>
+              </w:rPr>
+              <w:t>{</w:t>
+            </w:r>
+            <w:proofErr w:type="spellStart"/>
+            <w:r>
+              <w:rPr>
+                <w:szCs w:val="22"/>
+                <w:lang w:val="en-US"/>
+              </w:rPr>
+              <w:t>steName</w:t>
+            </w:r>
+            <w:proofErr w:type="spellEnd"/>
+            <w:r>
+              <w:rPr>
+                <w:szCs w:val="22"/>
+                <w:lang w:val="en-US"/>
+              </w:rPr>
+              <w:t>}</w:t>
+            </w:r>
           </w:p>
         </w:tc>
         <w:tc>
           <w:tcPr>
-            <w:tcW w:w="1733" w:type="dxa"/>
+            <w:tcW w:w="1747" w:type="dxa"/>
+            <w:vAlign w:val="center"/>
           </w:tcPr>
           <w:p>
             <w:pPr>
+              <w:pStyle w:val="af0"/>
               <w:jc w:val="center"/>
               <w:rPr>
-                <w:rFonts w:ascii="Times New Roman" w:hAnsi="Times New Roman" w:cs="Times New Roman"/>
-                <w:sz w:val="24"/>
-                <w:szCs w:val="24"/>
+                <w:szCs w:val="22"/>
+                <w:lang w:val="en-US"/>
               </w:rPr>
             </w:pPr>
+            <w:r>
+              <w:rPr>
+                <w:szCs w:val="22"/>
+                <w:lang w:val="en-US"/>
+              </w:rPr>
+              <w:t>{</w:t>
+            </w:r>
+            <w:proofErr w:type="spellStart"/>
+            <w:r>
+              <w:rPr>
+                <w:szCs w:val="22"/>
+                <w:lang w:val="en-US"/>
+              </w:rPr>
+              <w:t>contractId</w:t>
+            </w:r>
+            <w:proofErr w:type="spellEnd"/>
+            <w:r>
+              <w:rPr>
+                <w:szCs w:val="22"/>
+                <w:lang w:val="en-US"/>
+              </w:rPr>
+              <w:t>}</w:t>
+            </w:r>
           </w:p>
         </w:tc>
         <w:tc>
           <w:tcPr>
-            <w:tcW w:w="1490" w:type="dxa"/>
+            <w:tcW w:w="2019" w:type="dxa"/>
+            <w:vAlign w:val="center"/>
           </w:tcPr>
           <w:p>
             <w:pPr>
+              <w:pStyle w:val="af0"/>
               <w:jc w:val="center"/>
               <w:rPr>
-                <w:rFonts w:ascii="Times New Roman" w:hAnsi="Times New Roman" w:cs="Times New Roman"/>
-                <w:sz w:val="24"/>
-                <w:szCs w:val="24"/>
+                <w:szCs w:val="22"/>
+                <w:lang w:val="en-US"/>
               </w:rPr>
             </w:pPr>
+            <w:r>
+              <w:rPr>
+                <w:szCs w:val="22"/>
+                <w:lang w:val="en-US"/>
+              </w:rPr>
+              <w:t>{</w:t>
+            </w:r>
+            <w:proofErr w:type="spellStart"/>
+            <w:r>
+              <w:rPr>
+                <w:szCs w:val="22"/>
+                <w:lang w:val="en-US"/>
+              </w:rPr>
+              <w:t>contractSigningDate</w:t>
+            </w:r>
+            <w:proofErr w:type="spellEnd"/>
+            <w:r>
+              <w:rPr>
+                <w:szCs w:val="22"/>
+                <w:lang w:val="en-US"/>
+              </w:rPr>
+              <w:t>}</w:t>
+            </w:r>
           </w:p>
         </w:tc>
         <w:tc>
           <w:tcPr>
-            <w:tcW w:w="1492" w:type="dxa"/>
+            <w:tcW w:w="1232" w:type="dxa"/>
+            <w:vAlign w:val="center"/>
           </w:tcPr>
           <w:p>
             <w:pPr>
+              <w:pStyle w:val="af0"/>
               <w:jc w:val="center"/>
               <w:rPr>
-                <w:rFonts w:ascii="Times New Roman" w:hAnsi="Times New Roman" w:cs="Times New Roman"/>
-                <w:sz w:val="24"/>
-                <w:szCs w:val="24"/>
+                <w:szCs w:val="22"/>
+                <w:lang w:val="en-US"/>
               </w:rPr>
             </w:pPr>
+            <w:r>
+              <w:rPr>
+                <w:szCs w:val="22"/>
+                <w:lang w:val="en-US"/>
+              </w:rPr>
+              <w:t>{</w:t>
+            </w:r>
+            <w:proofErr w:type="spellStart"/>
+            <w:r>
+              <w:rPr>
+                <w:szCs w:val="22"/>
+                <w:lang w:val="en-US"/>
+              </w:rPr>
+              <w:t>buyerInn</w:t>
+            </w:r>
+            <w:proofErr w:type="spellEnd"/>
+            <w:r>
+              <w:rPr>
+                <w:szCs w:val="22"/>
+                <w:lang w:val="en-US"/>
+              </w:rPr>
+              <w:t>}</w:t>
+            </w:r>
           </w:p>
         </w:tc>
         <w:tc>
           <w:tcPr>
-            <w:tcW w:w="1316" w:type="dxa"/>
+            <w:tcW w:w="1427" w:type="dxa"/>
+            <w:vAlign w:val="center"/>
           </w:tcPr>
           <w:p>
             <w:pPr>
+              <w:pStyle w:val="af0"/>
               <w:jc w:val="center"/>
               <w:rPr>
-                <w:rFonts w:ascii="Times New Roman" w:hAnsi="Times New Roman" w:cs="Times New Roman"/>
-                <w:sz w:val="24"/>
-                <w:szCs w:val="24"/>
+                <w:szCs w:val="22"/>
+                <w:lang w:val="en-US"/>
               </w:rPr>
             </w:pPr>
+            <w:r>
+              <w:rPr>
+                <w:szCs w:val="22"/>
+                <w:lang w:val="en-US"/>
+              </w:rPr>
+              <w:t>{</w:t>
+            </w:r>
+            <w:proofErr w:type="spellStart"/>
+            <w:r>
+              <w:rPr>
+                <w:szCs w:val="22"/>
+              </w:rPr>
+              <w:t>count</w:t>
+            </w:r>
+            <w:proofErr w:type="spellEnd"/>
+            <w:r>
+              <w:rPr>
+                <w:szCs w:val="22"/>
+                <w:lang w:val="en-US"/>
+              </w:rPr>
+              <w:t>}</w:t>
+            </w:r>
           </w:p>
         </w:tc>
         <w:tc>
           <w:tcPr>
-            <w:tcW w:w="1224" w:type="dxa"/>
+            <w:tcW w:w="1134" w:type="dxa"/>
+            <w:vAlign w:val="center"/>
           </w:tcPr>
           <w:p>
             <w:pPr>
+              <w:pStyle w:val="af0"/>
               <w:jc w:val="center"/>
               <w:rPr>
-                <w:rFonts w:ascii="Times New Roman" w:hAnsi="Times New Roman" w:cs="Times New Roman"/>
-                <w:sz w:val="24"/>
-                <w:szCs w:val="24"/>
+                <w:szCs w:val="22"/>
+                <w:lang w:val="en-US"/>
               </w:rPr>
             </w:pPr>
+            <w:proofErr w:type="gramStart"/>
+            <w:r>
+              <w:rPr>
+                <w:szCs w:val="22"/>
+                <w:lang w:val="en-US"/>
+              </w:rPr>
+              <w:t>{</w:t>
+            </w:r>
+            <w:r>
+              <w:rPr>
+                <w:szCs w:val="22"/>
+              </w:rPr>
+              <w:t xml:space="preserve"> </w:t>
+            </w:r>
+            <w:r>
+              <w:rPr>
+                <w:szCs w:val="22"/>
+                <w:lang w:val="en-US"/>
+              </w:rPr>
+              <w:t>unit</w:t>
+            </w:r>
+            <w:proofErr w:type="gramEnd"/>
+            <w:r>
+              <w:rPr>
+                <w:szCs w:val="22"/>
+                <w:lang w:val="en-US"/>
+              </w:rPr>
+              <w:t xml:space="preserve"> }</w:t>
+            </w:r>
           </w:p>
         </w:tc>
         <w:tc>
           <w:tcPr>
-            <w:tcW w:w="1492" w:type="dxa"/>
+            <w:tcW w:w="1304" w:type="dxa"/>
+            <w:vAlign w:val="center"/>
           </w:tcPr>
           <w:p>
             <w:pPr>
+              <w:pStyle w:val="af0"/>
               <w:jc w:val="center"/>
               <w:rPr>
-                <w:rFonts w:ascii="Times New Roman" w:hAnsi="Times New Roman" w:cs="Times New Roman"/>
-                <w:sz w:val="24"/>
-                <w:szCs w:val="24"/>
+                <w:szCs w:val="22"/>
+                <w:lang w:val="en-US"/>
               </w:rPr>
             </w:pPr>
+            <w:r>
+              <w:rPr>
+                <w:szCs w:val="22"/>
+                <w:lang w:val="en-US"/>
+              </w:rPr>
+              <w:t>{</w:t>
+            </w:r>
+            <w:proofErr w:type="spellStart"/>
+            <w:r>
+              <w:rPr>
+                <w:szCs w:val="22"/>
+                <w:lang w:val="en-US"/>
+              </w:rPr>
+              <w:t>buyerRegion</w:t>
+            </w:r>
+            <w:proofErr w:type="spellEnd"/>
+            <w:r>
+              <w:rPr>
+                <w:szCs w:val="22"/>
+                <w:lang w:val="en-US"/>
+              </w:rPr>
+              <w:t>}</w:t>
+            </w:r>
           </w:p>
         </w:tc>
         <w:tc>
           <w:tcPr>
-            <w:tcW w:w="1332" w:type="dxa"/>
+            <w:tcW w:w="1574" w:type="dxa"/>
+            <w:vAlign w:val="center"/>
           </w:tcPr>
           <w:p>
             <w:pPr>
+              <w:pStyle w:val="af0"/>
               <w:jc w:val="center"/>
               <w:rPr>
-                <w:rFonts w:ascii="Times New Roman" w:hAnsi="Times New Roman" w:cs="Times New Roman"/>
-                <w:sz w:val="24"/>
-                <w:szCs w:val="24"/>
+                <w:szCs w:val="22"/>
+                <w:lang w:val="en-US"/>
               </w:rPr>
             </w:pPr>
+            <w:r>
+              <w:rPr>
+                <w:szCs w:val="22"/>
+                <w:lang w:val="en-US"/>
+              </w:rPr>
+              <w:t>{</w:t>
+            </w:r>
+            <w:proofErr w:type="spellStart"/>
+            <w:r>
+              <w:rPr>
+                <w:szCs w:val="22"/>
+                <w:lang w:val="en-US"/>
+              </w:rPr>
+              <w:t>unitPrice</w:t>
+            </w:r>
+            <w:proofErr w:type="spellEnd"/>
+            <w:r>
+              <w:rPr>
+                <w:szCs w:val="22"/>
+                <w:lang w:val="en-US"/>
+              </w:rPr>
+              <w:t>}</w:t>
+            </w:r>
+          </w:p>
+        </w:tc>
+        <w:tc>
+          <w:tcPr>
+            <w:tcW w:w="807" w:type="dxa"/>
+          </w:tcPr>
+          <w:p>
+            <w:pPr>
+              <w:pStyle w:val="af0"/>
+              <w:jc w:val="center"/>
+              <w:rPr>
+                <w:szCs w:val="22"/>
+                <w:lang w:val="en-US"/>
+              </w:rPr>
+            </w:pPr>
+            <w:r>
+              <w:rPr>
+                <w:szCs w:val="22"/>
+                <w:lang w:val="en-US"/>
+              </w:rPr>
+              <w:t>{</w:t>
+            </w:r>
+            <w:proofErr w:type="spellStart"/>
+            <w:r>
+              <w:rPr>
+                <w:szCs w:val="22"/>
+                <w:lang w:val="en-US"/>
+              </w:rPr>
+              <w:t>nds</w:t>
+            </w:r>
+            <w:proofErr w:type="spellEnd"/>
+            <w:r>
+              <w:rPr>
+                <w:szCs w:val="22"/>
+                <w:lang w:val="en-US"/>
+              </w:rPr>
+              <w:t>}</w:t>
+            </w:r>
           </w:p>
         </w:tc>
       </w:tr>
       <w:tr>
         <w:trPr>
-          <w:trHeight w:val="298"/>
+          <w:trHeight w:val="416"/>
         </w:trPr>
         <w:tc>
           <w:tcPr>
-            <w:tcW w:w="13228" w:type="dxa"/>
+            <w:tcW w:w="12356" w:type="dxa"/>
             <w:gridSpan w:val="9"/>
+            <w:vAlign w:val="center"/>
           </w:tcPr>
           <w:p>
             <w:pPr>
+              <w:pStyle w:val="af0"/>
               <w:jc w:val="right"/>
               <w:rPr>
-                <w:rFonts w:ascii="Times New Roman" w:hAnsi="Times New Roman" w:cs="Times New Roman"/>
+                <w:b/>
+                <w:bCs/>
                 <w:sz w:val="24"/>
-                <w:szCs w:val="24"/>
               </w:rPr>
             </w:pPr>
             <w:r>
               <w:rPr>
-                <w:rFonts w:ascii="Times New Roman" w:hAnsi="Times New Roman" w:cs="Times New Roman"/>
-                <w:sz w:val="24"/>
-                <w:szCs w:val="24"/>
-              </w:rPr>
-              <w:t>начальная (максимальная) цена контракта</w:t>
+                <w:b/>
+                <w:bCs/>
+              </w:rPr>
+              <w:t>начальная (максимальная) цена закупки</w:t>
             </w:r>
           </w:p>
         </w:tc>
         <w:tc>
           <w:tcPr>
-            <w:tcW w:w="1332" w:type="dxa"/>
+            <w:tcW w:w="2381" w:type="dxa"/>
+            <w:gridSpan w:val="2"/>
+            <w:vAlign w:val="center"/>
           </w:tcPr>
           <w:p>
             <w:pPr>
+              <w:pStyle w:val="af0"/>
               <w:jc w:val="center"/>
               <w:rPr>
-                <w:rFonts w:ascii="Times New Roman" w:hAnsi="Times New Roman" w:cs="Times New Roman"/>
                 <w:sz w:val="24"/>
-                <w:szCs w:val="24"/>
+                <w:lang w:val="en-US"/>
               </w:rPr>
             </w:pPr>
+            <w:r>
+              <w:rPr>
+                <w:sz w:val="24"/>
+                <w:lang w:val="en-US"/>
+              </w:rPr>
+              <w:t>{</w:t>
+            </w:r>
+            <w:proofErr w:type="spellStart"/>
+            <w:r>
+              <w:rPr>
+                <w:sz w:val="24"/>
+                <w:lang w:val="en-US"/>
+              </w:rPr>
+              <w:t>positionPrice</w:t>
+            </w:r>
+            <w:proofErr w:type="spellEnd"/>
+            <w:r>
+              <w:rPr>
+                <w:sz w:val="24"/>
+                <w:lang w:val="en-US"/>
+              </w:rPr>
+              <w:t>}</w:t>
+            </w:r>
           </w:p>
         </w:tc>
       </w:tr>
     </w:tbl>
     <w:p>
       <w:pPr>
-        <w:jc w:val="center"/>
+        <w:spacing w:after="0" w:line="240" w:lineRule="auto"/>
         <w:rPr>
           <w:rFonts w:ascii="Times New Roman" w:hAnsi="Times New Roman" w:cs="Times New Roman"/>
+          <w:b/>
           <w:sz w:val="24"/>
           <w:szCs w:val="24"/>
         </w:rPr>
-      </w:pPr>
-    </w:p>
-    <w:p>
-      <w:pPr>
-        <w:spacing w:after="0" w:line="240" w:lineRule="auto"/>
-        <w:ind w:firstLine="709"/>
-        <w:jc w:val="center"/>
-        <w:rPr>
-          <w:rFonts w:ascii="Times New Roman" w:hAnsi="Times New Roman"/>
-          <w:b/>
-          <w:sz w:val="24"/>
-          <w:szCs w:val="24"/>
-        </w:rPr>
-      </w:pPr>
-      <w:r>
-        <w:rPr>
-          <w:rFonts w:ascii="Times New Roman" w:hAnsi="Times New Roman"/>
-          <w:b/>
-          <w:sz w:val="24"/>
-          <w:szCs w:val="24"/>
-        </w:rPr>
-        <w:t>Расчет начальной (максимальной) цены контракта</w:t>
-      </w:r>
-      <w:r>
-        <w:rPr>
-          <w:rFonts w:ascii="Times New Roman" w:hAnsi="Times New Roman"/>
-          <w:b/>
-          <w:sz w:val="24"/>
-          <w:szCs w:val="24"/>
-        </w:rPr>
-        <w:t xml:space="preserve"> </w:t>
-      </w:r>
-      <w:r>
-        <w:rPr>
-          <w:rFonts w:ascii="Times New Roman" w:hAnsi="Times New Roman"/>
-          <w:b/>
-          <w:sz w:val="24"/>
-          <w:szCs w:val="24"/>
-        </w:rPr>
-        <w:t>{</w:t>
-      </w:r>
-      <w:r>
-        <w:rPr>
-          <w:rFonts w:ascii="Times New Roman" w:hAnsi="Times New Roman"/>
-          <w:b/>
-          <w:sz w:val="24"/>
-          <w:szCs w:val="24"/>
-        </w:rPr>
-        <w:t>предмет закупки</w:t>
-      </w:r>
-      <w:r>
-        <w:rPr>
-          <w:rFonts w:ascii="Times New Roman" w:hAnsi="Times New Roman"/>
-          <w:b/>
-          <w:sz w:val="24"/>
-          <w:szCs w:val="24"/>
-        </w:rPr>
-        <w:t>}</w:t>
-      </w:r>
-    </w:p>
-    <w:tbl>
-      <w:tblPr>
-        <w:tblStyle w:val="ac"/>
-        <w:tblW w:w="0" w:type="auto"/>
-        <w:tblLook w:val="04A0" w:firstRow="1" w:lastRow="0" w:firstColumn="1" w:lastColumn="0" w:noHBand="0" w:noVBand="1"/>
-      </w:tblPr>
-      <w:tblGrid>
-        <w:gridCol w:w="1089"/>
-        <w:gridCol w:w="1732"/>
-        <w:gridCol w:w="1660"/>
-        <w:gridCol w:w="1733"/>
-        <w:gridCol w:w="1490"/>
-        <w:gridCol w:w="1492"/>
-        <w:gridCol w:w="1316"/>
-        <w:gridCol w:w="1224"/>
-        <w:gridCol w:w="1492"/>
-        <w:gridCol w:w="1332"/>
-      </w:tblGrid>
-      <w:tr>
-        <w:trPr>
-          <w:trHeight w:val="769"/>
-        </w:trPr>
-        <w:tc>
-          <w:tcPr>
-            <w:tcW w:w="1089" w:type="dxa"/>
-          </w:tcPr>
-          <w:p>
-            <w:pPr>
-              <w:jc w:val="center"/>
-              <w:rPr>
-                <w:rFonts w:ascii="Times New Roman" w:hAnsi="Times New Roman" w:cs="Times New Roman"/>
-                <w:sz w:val="20"/>
-                <w:szCs w:val="20"/>
-                <w:lang w:val="en-US"/>
-              </w:rPr>
-            </w:pPr>
-            <w:r>
-              <w:rPr>
-                <w:rFonts w:ascii="Times New Roman" w:hAnsi="Times New Roman"/>
-                <w:sz w:val="20"/>
-                <w:szCs w:val="20"/>
-              </w:rPr>
-              <w:t>№ п/п</w:t>
-            </w:r>
-          </w:p>
-        </w:tc>
-        <w:tc>
-          <w:tcPr>
-            <w:tcW w:w="1732" w:type="dxa"/>
-          </w:tcPr>
-          <w:p>
-            <w:pPr>
-              <w:jc w:val="center"/>
-              <w:rPr>
-                <w:rFonts w:ascii="Times New Roman" w:hAnsi="Times New Roman" w:cs="Times New Roman"/>
-                <w:sz w:val="20"/>
-                <w:szCs w:val="20"/>
-              </w:rPr>
-            </w:pPr>
-            <w:r>
-              <w:rPr>
-                <w:rFonts w:ascii="Times New Roman" w:hAnsi="Times New Roman" w:cs="Times New Roman"/>
-                <w:sz w:val="20"/>
-                <w:szCs w:val="20"/>
-              </w:rPr>
-              <w:t>Идентификатор СТЕ</w:t>
-            </w:r>
-          </w:p>
-        </w:tc>
-        <w:tc>
-          <w:tcPr>
-            <w:tcW w:w="1660" w:type="dxa"/>
-          </w:tcPr>
-          <w:p>
-            <w:pPr>
-              <w:spacing w:line="240" w:lineRule="auto"/>
-              <w:jc w:val="center"/>
-              <w:rPr>
-                <w:rFonts w:ascii="Calibri" w:hAnsi="Calibri" w:cs="Calibri"/>
-                <w:color w:val="000000"/>
-                <w:sz w:val="20"/>
-                <w:szCs w:val="20"/>
-              </w:rPr>
-            </w:pPr>
-            <w:r>
-              <w:rPr>
-                <w:rFonts w:ascii="Calibri" w:hAnsi="Calibri" w:cs="Calibri"/>
-                <w:color w:val="000000"/>
-                <w:sz w:val="20"/>
-                <w:szCs w:val="20"/>
-              </w:rPr>
-              <w:t>Наименование СТЕ</w:t>
-            </w:r>
-          </w:p>
-        </w:tc>
-        <w:tc>
-          <w:tcPr>
-            <w:tcW w:w="1733" w:type="dxa"/>
-          </w:tcPr>
-          <w:p>
-            <w:pPr>
-              <w:jc w:val="center"/>
-              <w:rPr>
-                <w:rFonts w:ascii="Times New Roman" w:hAnsi="Times New Roman" w:cs="Times New Roman"/>
-                <w:sz w:val="20"/>
-                <w:szCs w:val="20"/>
-              </w:rPr>
-            </w:pPr>
-            <w:r>
-              <w:rPr>
-                <w:rFonts w:ascii="Times New Roman" w:hAnsi="Times New Roman" w:cs="Times New Roman"/>
-                <w:sz w:val="20"/>
-                <w:szCs w:val="20"/>
-              </w:rPr>
-              <w:t>Идентификатор контракта</w:t>
-            </w:r>
-          </w:p>
-        </w:tc>
-        <w:tc>
-          <w:tcPr>
-            <w:tcW w:w="1490" w:type="dxa"/>
-          </w:tcPr>
-          <w:p>
-            <w:pPr>
-              <w:jc w:val="center"/>
-              <w:rPr>
-                <w:rFonts w:ascii="Times New Roman" w:hAnsi="Times New Roman" w:cs="Times New Roman"/>
-                <w:sz w:val="20"/>
-                <w:szCs w:val="20"/>
-              </w:rPr>
-            </w:pPr>
-            <w:r>
-              <w:rPr>
-                <w:rFonts w:ascii="Times New Roman" w:hAnsi="Times New Roman" w:cs="Times New Roman"/>
-                <w:sz w:val="20"/>
-                <w:szCs w:val="20"/>
-              </w:rPr>
-              <w:t>Дата заключения контракта</w:t>
-            </w:r>
-          </w:p>
-        </w:tc>
-        <w:tc>
-          <w:tcPr>
-            <w:tcW w:w="1492" w:type="dxa"/>
-          </w:tcPr>
-          <w:p>
-            <w:pPr>
-              <w:jc w:val="center"/>
-              <w:rPr>
-                <w:rFonts w:ascii="Times New Roman" w:hAnsi="Times New Roman" w:cs="Times New Roman"/>
-                <w:sz w:val="20"/>
-                <w:szCs w:val="20"/>
-              </w:rPr>
-            </w:pPr>
-            <w:r>
-              <w:rPr>
-                <w:rFonts w:ascii="Times New Roman" w:hAnsi="Times New Roman" w:cs="Times New Roman"/>
-                <w:sz w:val="20"/>
-                <w:szCs w:val="20"/>
-              </w:rPr>
-              <w:t>ИНН поставщика</w:t>
-            </w:r>
-          </w:p>
-        </w:tc>
-        <w:tc>
-          <w:tcPr>
-            <w:tcW w:w="1316" w:type="dxa"/>
-          </w:tcPr>
-          <w:p>
-            <w:pPr>
-              <w:jc w:val="center"/>
-              <w:rPr>
-                <w:rFonts w:ascii="Times New Roman" w:hAnsi="Times New Roman" w:cs="Times New Roman"/>
-                <w:sz w:val="20"/>
-                <w:szCs w:val="20"/>
-              </w:rPr>
-            </w:pPr>
-            <w:r>
-              <w:rPr>
-                <w:rFonts w:ascii="Times New Roman" w:hAnsi="Times New Roman" w:cs="Times New Roman"/>
-                <w:sz w:val="20"/>
-                <w:szCs w:val="20"/>
-              </w:rPr>
-              <w:t>Количество</w:t>
-            </w:r>
-          </w:p>
-        </w:tc>
-        <w:tc>
-          <w:tcPr>
-            <w:tcW w:w="1224" w:type="dxa"/>
-          </w:tcPr>
-          <w:p>
-            <w:pPr>
-              <w:spacing w:line="240" w:lineRule="auto"/>
-              <w:jc w:val="center"/>
-              <w:rPr>
-                <w:rFonts w:ascii="Aptos Narrow" w:hAnsi="Aptos Narrow"/>
-                <w:color w:val="000000"/>
-              </w:rPr>
-            </w:pPr>
-            <w:r>
-              <w:rPr>
-                <w:rFonts w:ascii="Aptos Narrow" w:hAnsi="Aptos Narrow"/>
-                <w:color w:val="000000"/>
-              </w:rPr>
-              <w:t>Единица измерения</w:t>
-            </w:r>
-          </w:p>
-          <w:p>
-            <w:pPr>
-              <w:jc w:val="center"/>
-              <w:rPr>
-                <w:rFonts w:ascii="Times New Roman" w:hAnsi="Times New Roman" w:cs="Times New Roman"/>
-                <w:sz w:val="20"/>
-                <w:szCs w:val="20"/>
-              </w:rPr>
-            </w:pPr>
-          </w:p>
-        </w:tc>
-        <w:tc>
-          <w:tcPr>
-            <w:tcW w:w="1492" w:type="dxa"/>
-          </w:tcPr>
-          <w:p>
-            <w:pPr>
-              <w:jc w:val="center"/>
-              <w:rPr>
-                <w:rFonts w:ascii="Times New Roman" w:hAnsi="Times New Roman" w:cs="Times New Roman"/>
-                <w:sz w:val="20"/>
-                <w:szCs w:val="20"/>
-              </w:rPr>
-            </w:pPr>
-            <w:r>
-              <w:rPr>
-                <w:rFonts w:ascii="Times New Roman" w:hAnsi="Times New Roman" w:cs="Times New Roman"/>
-                <w:sz w:val="20"/>
-                <w:szCs w:val="20"/>
-              </w:rPr>
-              <w:t>Регион поставщика</w:t>
-            </w:r>
-          </w:p>
-        </w:tc>
-        <w:tc>
-          <w:tcPr>
-            <w:tcW w:w="1332" w:type="dxa"/>
-          </w:tcPr>
-          <w:p>
-            <w:pPr>
-              <w:jc w:val="center"/>
-              <w:rPr>
-                <w:rFonts w:ascii="Times New Roman" w:hAnsi="Times New Roman" w:cs="Times New Roman"/>
-                <w:sz w:val="20"/>
-                <w:szCs w:val="20"/>
-              </w:rPr>
-            </w:pPr>
-            <w:r>
-              <w:rPr>
-                <w:rFonts w:ascii="Times New Roman" w:hAnsi="Times New Roman" w:cs="Times New Roman"/>
-                <w:sz w:val="20"/>
-                <w:szCs w:val="20"/>
-              </w:rPr>
-              <w:t>Цена за единицу</w:t>
-            </w:r>
-          </w:p>
-        </w:tc>
-      </w:tr>
-      <w:tr>
-        <w:trPr>
-          <w:trHeight w:val="298"/>
-        </w:trPr>
-        <w:tc>
-          <w:tcPr>
-            <w:tcW w:w="1089" w:type="dxa"/>
-          </w:tcPr>
-          <w:p>
-            <w:pPr>
-              <w:jc w:val="center"/>
-              <w:rPr>
-                <w:rFonts w:ascii="Times New Roman" w:hAnsi="Times New Roman" w:cs="Times New Roman"/>
-                <w:sz w:val="24"/>
-                <w:szCs w:val="24"/>
-              </w:rPr>
-            </w:pPr>
-          </w:p>
-        </w:tc>
-        <w:tc>
-          <w:tcPr>
-            <w:tcW w:w="1732" w:type="dxa"/>
-          </w:tcPr>
-          <w:p>
-            <w:pPr>
-              <w:jc w:val="center"/>
-              <w:rPr>
-                <w:rFonts w:ascii="Times New Roman" w:hAnsi="Times New Roman" w:cs="Times New Roman"/>
-                <w:sz w:val="24"/>
-                <w:szCs w:val="24"/>
-              </w:rPr>
-            </w:pPr>
-          </w:p>
-        </w:tc>
-        <w:tc>
-          <w:tcPr>
-            <w:tcW w:w="1660" w:type="dxa"/>
-          </w:tcPr>
-          <w:p>
-            <w:pPr>
-              <w:jc w:val="center"/>
-              <w:rPr>
-                <w:rFonts w:ascii="Times New Roman" w:hAnsi="Times New Roman" w:cs="Times New Roman"/>
-                <w:sz w:val="24"/>
-                <w:szCs w:val="24"/>
-              </w:rPr>
-            </w:pPr>
-          </w:p>
-        </w:tc>
-        <w:tc>
-          <w:tcPr>
-            <w:tcW w:w="1733" w:type="dxa"/>
-          </w:tcPr>
-          <w:p>
-            <w:pPr>
-              <w:jc w:val="center"/>
-              <w:rPr>
-                <w:rFonts w:ascii="Times New Roman" w:hAnsi="Times New Roman" w:cs="Times New Roman"/>
-                <w:sz w:val="24"/>
-                <w:szCs w:val="24"/>
-              </w:rPr>
-            </w:pPr>
-          </w:p>
-        </w:tc>
-        <w:tc>
-          <w:tcPr>
-            <w:tcW w:w="1490" w:type="dxa"/>
-          </w:tcPr>
-          <w:p>
-            <w:pPr>
-              <w:jc w:val="center"/>
-              <w:rPr>
-                <w:rFonts w:ascii="Times New Roman" w:hAnsi="Times New Roman" w:cs="Times New Roman"/>
-                <w:sz w:val="24"/>
-                <w:szCs w:val="24"/>
-              </w:rPr>
-            </w:pPr>
-          </w:p>
-        </w:tc>
-        <w:tc>
-          <w:tcPr>
-            <w:tcW w:w="1492" w:type="dxa"/>
-          </w:tcPr>
-          <w:p>
-            <w:pPr>
-              <w:jc w:val="center"/>
-              <w:rPr>
-                <w:rFonts w:ascii="Times New Roman" w:hAnsi="Times New Roman" w:cs="Times New Roman"/>
-                <w:sz w:val="24"/>
-                <w:szCs w:val="24"/>
-              </w:rPr>
-            </w:pPr>
-          </w:p>
-        </w:tc>
-        <w:tc>
-          <w:tcPr>
-            <w:tcW w:w="1316" w:type="dxa"/>
-          </w:tcPr>
-          <w:p>
-            <w:pPr>
-              <w:jc w:val="center"/>
-              <w:rPr>
-                <w:rFonts w:ascii="Times New Roman" w:hAnsi="Times New Roman" w:cs="Times New Roman"/>
-                <w:sz w:val="24"/>
-                <w:szCs w:val="24"/>
-              </w:rPr>
-            </w:pPr>
-          </w:p>
-        </w:tc>
-        <w:tc>
-          <w:tcPr>
-            <w:tcW w:w="1224" w:type="dxa"/>
-          </w:tcPr>
-          <w:p>
-            <w:pPr>
-              <w:jc w:val="center"/>
-              <w:rPr>
-                <w:rFonts w:ascii="Times New Roman" w:hAnsi="Times New Roman" w:cs="Times New Roman"/>
-                <w:sz w:val="24"/>
-                <w:szCs w:val="24"/>
-              </w:rPr>
-            </w:pPr>
-          </w:p>
-        </w:tc>
-        <w:tc>
-          <w:tcPr>
-            <w:tcW w:w="1492" w:type="dxa"/>
-          </w:tcPr>
-          <w:p>
-            <w:pPr>
-              <w:jc w:val="center"/>
-              <w:rPr>
-                <w:rFonts w:ascii="Times New Roman" w:hAnsi="Times New Roman" w:cs="Times New Roman"/>
-                <w:sz w:val="24"/>
-                <w:szCs w:val="24"/>
-              </w:rPr>
-            </w:pPr>
-          </w:p>
-        </w:tc>
-        <w:tc>
-          <w:tcPr>
-            <w:tcW w:w="1332" w:type="dxa"/>
-          </w:tcPr>
-          <w:p>
-            <w:pPr>
-              <w:jc w:val="center"/>
-              <w:rPr>
-                <w:rFonts w:ascii="Times New Roman" w:hAnsi="Times New Roman" w:cs="Times New Roman"/>
-                <w:sz w:val="24"/>
-                <w:szCs w:val="24"/>
-              </w:rPr>
-            </w:pPr>
-          </w:p>
-        </w:tc>
-      </w:tr>
-      <w:tr>
-        <w:trPr>
-          <w:trHeight w:val="298"/>
-        </w:trPr>
-        <w:tc>
-          <w:tcPr>
-            <w:tcW w:w="13228" w:type="dxa"/>
-            <w:gridSpan w:val="9"/>
-          </w:tcPr>
-          <w:p>
-            <w:pPr>
-              <w:jc w:val="right"/>
-              <w:rPr>
-                <w:rFonts w:ascii="Times New Roman" w:hAnsi="Times New Roman" w:cs="Times New Roman"/>
-                <w:sz w:val="24"/>
-                <w:szCs w:val="24"/>
-              </w:rPr>
-            </w:pPr>
-            <w:r>
-              <w:rPr>
-                <w:rFonts w:ascii="Times New Roman" w:hAnsi="Times New Roman" w:cs="Times New Roman"/>
-                <w:sz w:val="24"/>
-                <w:szCs w:val="24"/>
-              </w:rPr>
-              <w:t>начальная (максимальная) цена контракта</w:t>
-            </w:r>
-          </w:p>
-        </w:tc>
-        <w:tc>
-          <w:tcPr>
-            <w:tcW w:w="1332" w:type="dxa"/>
-          </w:tcPr>
-          <w:p>
-            <w:pPr>
-              <w:jc w:val="center"/>
-              <w:rPr>
-                <w:rFonts w:ascii="Times New Roman" w:hAnsi="Times New Roman" w:cs="Times New Roman"/>
-                <w:sz w:val="24"/>
-                <w:szCs w:val="24"/>
-              </w:rPr>
-            </w:pPr>
-          </w:p>
-        </w:tc>
-      </w:tr>
-    </w:tbl>
-    <w:p/>
-    <w:p>
-      <w:pPr>
-        <w:spacing w:after="0" w:line="240" w:lineRule="auto"/>
-        <w:jc w:val="both"/>
-        <w:outlineLvl w:val="0"/>
       </w:pPr>
     </w:p>
     <w:p>
@@ -1608,546 +1373,350 @@
         <w:spacing w:after="0" w:line="240" w:lineRule="auto"/>
         <w:jc w:val="both"/>
         <w:outlineLvl w:val="0"/>
+        <w:rPr>
+          <w:rFonts w:ascii="Times New Roman" w:hAnsi="Times New Roman" w:cs="Times New Roman"/>
+        </w:rPr>
       </w:pPr>
     </w:p>
     <w:p>
       <w:pPr>
-        <w:spacing w:after="0" w:line="240" w:lineRule="auto"/>
-        <w:jc w:val="both"/>
+        <w:pStyle w:val="11"/>
+        <w:ind w:firstLine="708"/>
         <w:outlineLvl w:val="0"/>
+        <w:rPr>
+          <w:b/>
+          <w:sz w:val="24"/>
+        </w:rPr>
+      </w:pPr>
+      <w:r>
+        <w:rPr>
+          <w:b/>
+          <w:bCs/>
+          <w:iCs/>
+          <w:sz w:val="24"/>
+        </w:rPr>
+        <w:t>Начальная (максимальная) цена</w:t>
+      </w:r>
+      <w:r>
+        <w:rPr>
+          <w:iCs/>
+          <w:sz w:val="24"/>
+        </w:rPr>
+        <w:t xml:space="preserve"> контракта составляет: </w:t>
+      </w:r>
+      <w:r>
+        <w:rPr>
+          <w:b/>
+          <w:bCs/>
+          <w:iCs/>
+          <w:sz w:val="24"/>
+        </w:rPr>
+        <w:t>{</w:t>
+      </w:r>
+      <w:proofErr w:type="spellStart"/>
+      <w:r>
+        <w:rPr>
+          <w:b/>
+          <w:bCs/>
+          <w:iCs/>
+          <w:sz w:val="24"/>
+        </w:rPr>
+        <w:t>summaryPrice</w:t>
+      </w:r>
+      <w:proofErr w:type="spellEnd"/>
+      <w:r>
+        <w:rPr>
+          <w:b/>
+          <w:bCs/>
+          <w:iCs/>
+          <w:sz w:val="24"/>
+        </w:rPr>
+        <w:t>}</w:t>
+      </w:r>
+      <w:r>
+        <w:rPr>
+          <w:iCs/>
+          <w:sz w:val="24"/>
+        </w:rPr>
+        <w:t xml:space="preserve"> </w:t>
+      </w:r>
+      <w:r>
+        <w:rPr>
+          <w:sz w:val="24"/>
+        </w:rPr>
+        <w:t>{</w:t>
+      </w:r>
+      <w:r>
+        <w:rPr>
+          <w:sz w:val="24"/>
+        </w:rPr>
+        <w:t>сумма русскими словами</w:t>
+      </w:r>
+      <w:r>
+        <w:rPr>
+          <w:sz w:val="24"/>
+        </w:rPr>
+        <w:t>}</w:t>
+      </w:r>
+    </w:p>
+    <w:p>
+      <w:pPr>
+        <w:rPr>
+          <w:rFonts w:ascii="Times New Roman" w:hAnsi="Times New Roman" w:cs="Times New Roman"/>
+          <w:sz w:val="24"/>
+          <w:szCs w:val="24"/>
+        </w:rPr>
       </w:pPr>
     </w:p>
     <w:p>
       <w:pPr>
-        <w:spacing w:after="0" w:line="240" w:lineRule="auto"/>
-        <w:jc w:val="both"/>
+        <w:pStyle w:val="ae"/>
+        <w:ind w:firstLine="708"/>
+        <w:jc w:val="left"/>
         <w:outlineLvl w:val="0"/>
+        <w:rPr>
+          <w:bCs/>
+        </w:rPr>
+      </w:pPr>
+      <w:r>
+        <w:rPr>
+          <w:bCs/>
+        </w:rPr>
+        <w:t>Специалист по закупкам</w:t>
+      </w:r>
+      <w:r>
+        <w:rPr>
+          <w:bCs/>
+        </w:rPr>
+        <w:tab/>
+      </w:r>
+      <w:r>
+        <w:rPr>
+          <w:bCs/>
+        </w:rPr>
+        <w:tab/>
+      </w:r>
+      <w:r>
+        <w:rPr>
+          <w:bCs/>
+        </w:rPr>
+        <w:tab/>
+      </w:r>
+      <w:r>
+        <w:rPr>
+          <w:bCs/>
+        </w:rPr>
+        <w:tab/>
+      </w:r>
+      <w:r>
+        <w:rPr>
+          <w:bCs/>
+        </w:rPr>
+        <w:tab/>
+      </w:r>
+      <w:r>
+        <w:rPr>
+          <w:bCs/>
+        </w:rPr>
+        <w:tab/>
+      </w:r>
+      <w:r>
+        <w:rPr>
+          <w:bCs/>
+        </w:rPr>
+        <w:tab/>
+      </w:r>
+      <w:r>
+        <w:rPr>
+          <w:bCs/>
+        </w:rPr>
+        <w:tab/>
+      </w:r>
+      <w:r>
+        <w:rPr>
+          <w:bCs/>
+        </w:rPr>
+        <w:tab/>
+      </w:r>
+      <w:r>
+        <w:rPr>
+          <w:bCs/>
+        </w:rPr>
+        <w:tab/>
+      </w:r>
+      <w:r>
+        <w:rPr>
+          <w:bCs/>
+        </w:rPr>
+        <w:t>___________________</w:t>
+      </w:r>
+      <w:r>
+        <w:rPr>
+          <w:bCs/>
+        </w:rPr>
+        <w:t>___</w:t>
+      </w:r>
+      <w:r>
+        <w:rPr>
+          <w:bCs/>
+        </w:rPr>
+        <w:t>/</w:t>
+      </w:r>
+      <w:r>
+        <w:rPr>
+          <w:bCs/>
+        </w:rPr>
+        <w:t xml:space="preserve"> </w:t>
+      </w:r>
+      <w:proofErr w:type="gramStart"/>
+      <w:r>
+        <w:rPr>
+          <w:bCs/>
+        </w:rPr>
+        <w:t>И.И.</w:t>
+      </w:r>
+      <w:proofErr w:type="gramEnd"/>
+      <w:r>
+        <w:rPr>
+          <w:bCs/>
+        </w:rPr>
+        <w:t xml:space="preserve"> Иванов</w:t>
+      </w:r>
+    </w:p>
+    <w:p>
+      <w:pPr>
+        <w:pStyle w:val="ae"/>
+        <w:jc w:val="left"/>
+        <w:outlineLvl w:val="0"/>
+        <w:rPr>
+          <w:bCs/>
+        </w:rPr>
       </w:pPr>
     </w:p>
     <w:p>
       <w:pPr>
-        <w:spacing w:after="0" w:line="240" w:lineRule="auto"/>
-        <w:jc w:val="both"/>
+        <w:pStyle w:val="ae"/>
+        <w:ind w:firstLine="708"/>
+        <w:jc w:val="left"/>
         <w:outlineLvl w:val="0"/>
+        <w:rPr>
+          <w:bCs/>
+        </w:rPr>
       </w:pPr>
+      <w:r>
+        <w:rPr>
+          <w:iCs/>
+        </w:rPr>
+        <w:t>Дата формирования обоснования НМЦК</w:t>
+      </w:r>
+      <w:r>
+        <w:rPr>
+          <w:iCs/>
+        </w:rPr>
+        <w:tab/>
+      </w:r>
+      <w:r>
+        <w:rPr>
+          <w:iCs/>
+        </w:rPr>
+        <w:tab/>
+      </w:r>
+      <w:r>
+        <w:rPr>
+          <w:bCs/>
+          <w:iCs/>
+        </w:rPr>
+        <w:tab/>
+      </w:r>
+      <w:r>
+        <w:rPr>
+          <w:bCs/>
+          <w:iCs/>
+        </w:rPr>
+        <w:tab/>
+      </w:r>
+      <w:r>
+        <w:rPr>
+          <w:bCs/>
+          <w:iCs/>
+        </w:rPr>
+        <w:tab/>
+      </w:r>
+      <w:r>
+        <w:rPr>
+          <w:bCs/>
+          <w:iCs/>
+        </w:rPr>
+        <w:tab/>
+      </w:r>
+      <w:r>
+        <w:rPr>
+          <w:bCs/>
+          <w:iCs/>
+        </w:rPr>
+        <w:tab/>
+      </w:r>
+      <w:r>
+        <w:rPr>
+          <w:bCs/>
+          <w:iCs/>
+        </w:rPr>
+        <w:tab/>
+      </w:r>
+      <w:r>
+        <w:rPr>
+          <w:bCs/>
+          <w:iCs/>
+        </w:rPr>
+        <w:tab/>
+      </w:r>
+      <w:r>
+        <w:rPr>
+          <w:bCs/>
+          <w:iCs/>
+        </w:rPr>
+        <w:tab/>
+      </w:r>
+      <w:r>
+        <w:rPr>
+          <w:bCs/>
+          <w:iCs/>
+        </w:rPr>
+        <w:tab/>
+        <w:t xml:space="preserve">     </w:t>
+      </w:r>
+      <w:proofErr w:type="gramStart"/>
+      <w:r>
+        <w:rPr>
+          <w:bCs/>
+          <w:iCs/>
+        </w:rPr>
+        <w:t xml:space="preserve">   </w:t>
+      </w:r>
+      <w:r>
+        <w:rPr>
+          <w:bCs/>
+          <w:iCs/>
+        </w:rPr>
+        <w:t>{</w:t>
+      </w:r>
+      <w:proofErr w:type="gramEnd"/>
+      <w:r>
+        <w:rPr>
+          <w:bCs/>
+          <w:iCs/>
+          <w:lang w:val="en-US"/>
+        </w:rPr>
+        <w:t>today</w:t>
+      </w:r>
+      <w:r>
+        <w:rPr>
+          <w:bCs/>
+          <w:iCs/>
+        </w:rPr>
+        <w:t>}</w:t>
+      </w:r>
     </w:p>
-    <w:p>
-      <w:pPr>
-        <w:spacing w:after="0" w:line="240" w:lineRule="auto"/>
-        <w:jc w:val="both"/>
-        <w:outlineLvl w:val="0"/>
-        <w:rPr>
-          <w:rFonts w:ascii="Times New Roman" w:hAnsi="Times New Roman"/>
-          <w:b/>
-          <w:sz w:val="24"/>
-          <w:szCs w:val="24"/>
-        </w:rPr>
-      </w:pPr>
-      <w:r>
-        <w:tab/>
-      </w:r>
-      <w:r>
-        <w:rPr>
-          <w:rFonts w:ascii="Times New Roman" w:hAnsi="Times New Roman"/>
-          <w:b/>
-          <w:iCs/>
-          <w:sz w:val="24"/>
-          <w:szCs w:val="24"/>
-        </w:rPr>
-        <w:t xml:space="preserve">Начальная (максимальная) цена контракта составляет: </w:t>
-      </w:r>
-      <w:r>
-        <w:rPr>
-          <w:rFonts w:ascii="Times New Roman" w:hAnsi="Times New Roman"/>
-          <w:b/>
-          <w:iCs/>
-          <w:sz w:val="24"/>
-          <w:szCs w:val="24"/>
-        </w:rPr>
-        <w:t>18586,00</w:t>
-      </w:r>
-      <w:r>
-        <w:rPr>
-          <w:rFonts w:ascii="Times New Roman" w:hAnsi="Times New Roman"/>
-          <w:b/>
-          <w:iCs/>
-          <w:sz w:val="24"/>
-          <w:szCs w:val="24"/>
-        </w:rPr>
-        <w:t xml:space="preserve"> </w:t>
-      </w:r>
-      <w:r>
-        <w:rPr>
-          <w:rFonts w:ascii="Times New Roman" w:hAnsi="Times New Roman"/>
-          <w:b/>
-          <w:sz w:val="24"/>
-          <w:szCs w:val="24"/>
-        </w:rPr>
-        <w:t>(</w:t>
-      </w:r>
-      <w:r>
-        <w:rPr>
-          <w:rFonts w:ascii="Times New Roman" w:hAnsi="Times New Roman"/>
-          <w:b/>
-          <w:sz w:val="24"/>
-          <w:szCs w:val="24"/>
-        </w:rPr>
-        <w:t xml:space="preserve">восемнадцать тысяч пятьсот восемьдесят три </w:t>
-      </w:r>
-      <w:r>
-        <w:rPr>
-          <w:rFonts w:ascii="Times New Roman" w:hAnsi="Times New Roman"/>
-          <w:b/>
-          <w:sz w:val="24"/>
-          <w:szCs w:val="24"/>
-        </w:rPr>
-        <w:t>рубл</w:t>
-      </w:r>
-      <w:r>
-        <w:rPr>
-          <w:rFonts w:ascii="Times New Roman" w:hAnsi="Times New Roman"/>
-          <w:b/>
-          <w:sz w:val="24"/>
-          <w:szCs w:val="24"/>
-        </w:rPr>
-        <w:t>я</w:t>
-      </w:r>
-      <w:r>
-        <w:rPr>
-          <w:rFonts w:ascii="Times New Roman" w:hAnsi="Times New Roman"/>
-          <w:b/>
-          <w:sz w:val="24"/>
-          <w:szCs w:val="24"/>
-        </w:rPr>
-        <w:t xml:space="preserve"> </w:t>
-      </w:r>
-      <w:r>
-        <w:rPr>
-          <w:rFonts w:ascii="Times New Roman" w:hAnsi="Times New Roman"/>
-          <w:b/>
-          <w:sz w:val="24"/>
-          <w:szCs w:val="24"/>
-        </w:rPr>
-        <w:t>00</w:t>
-      </w:r>
-      <w:r>
-        <w:rPr>
-          <w:rFonts w:ascii="Times New Roman" w:hAnsi="Times New Roman"/>
-          <w:b/>
-          <w:sz w:val="24"/>
-          <w:szCs w:val="24"/>
-        </w:rPr>
-        <w:t xml:space="preserve"> копеек.</w:t>
-      </w:r>
-      <w:r>
-        <w:rPr>
-          <w:rFonts w:ascii="Times New Roman" w:hAnsi="Times New Roman"/>
-          <w:b/>
-          <w:sz w:val="24"/>
-          <w:szCs w:val="24"/>
-        </w:rPr>
-        <w:t>)</w:t>
-      </w:r>
-    </w:p>
-    <w:p/>
-    <w:p>
-      <w:pPr>
-        <w:spacing w:after="0" w:line="240" w:lineRule="auto"/>
-        <w:jc w:val="both"/>
-        <w:outlineLvl w:val="0"/>
-        <w:rPr>
-          <w:rFonts w:ascii="Times New Roman" w:hAnsi="Times New Roman"/>
-          <w:b/>
-          <w:bCs/>
-          <w:iCs/>
-          <w:sz w:val="24"/>
-          <w:szCs w:val="24"/>
-        </w:rPr>
-      </w:pPr>
-      <w:r>
-        <w:rPr>
-          <w:rFonts w:ascii="Times New Roman" w:hAnsi="Times New Roman"/>
-          <w:b/>
-          <w:bCs/>
-          <w:sz w:val="24"/>
-          <w:szCs w:val="24"/>
-        </w:rPr>
-        <w:t>Специалист по закупкам</w:t>
-      </w:r>
-      <w:r>
-        <w:rPr>
-          <w:rFonts w:ascii="Times New Roman" w:hAnsi="Times New Roman"/>
-          <w:b/>
-          <w:bCs/>
-          <w:sz w:val="24"/>
-          <w:szCs w:val="24"/>
-        </w:rPr>
-        <w:tab/>
-      </w:r>
-      <w:r>
-        <w:rPr>
-          <w:rFonts w:ascii="Times New Roman" w:hAnsi="Times New Roman"/>
-          <w:b/>
-          <w:bCs/>
-          <w:sz w:val="24"/>
-          <w:szCs w:val="24"/>
-        </w:rPr>
-        <w:tab/>
-      </w:r>
-      <w:r>
-        <w:rPr>
-          <w:rFonts w:ascii="Times New Roman" w:hAnsi="Times New Roman"/>
-          <w:b/>
-          <w:bCs/>
-          <w:sz w:val="24"/>
-          <w:szCs w:val="24"/>
-        </w:rPr>
-        <w:tab/>
-      </w:r>
-      <w:r>
-        <w:rPr>
-          <w:rFonts w:ascii="Times New Roman" w:hAnsi="Times New Roman"/>
-          <w:b/>
-          <w:bCs/>
-          <w:sz w:val="24"/>
-          <w:szCs w:val="24"/>
-        </w:rPr>
-        <w:tab/>
-      </w:r>
-      <w:r>
-        <w:rPr>
-          <w:rFonts w:ascii="Times New Roman" w:hAnsi="Times New Roman"/>
-          <w:b/>
-          <w:bCs/>
-          <w:sz w:val="24"/>
-          <w:szCs w:val="24"/>
-        </w:rPr>
-        <w:tab/>
-      </w:r>
-      <w:r>
-        <w:rPr>
-          <w:rFonts w:ascii="Times New Roman" w:hAnsi="Times New Roman"/>
-          <w:b/>
-          <w:bCs/>
-          <w:sz w:val="24"/>
-          <w:szCs w:val="24"/>
-        </w:rPr>
-        <w:tab/>
-      </w:r>
-      <w:r>
-        <w:rPr>
-          <w:rFonts w:ascii="Times New Roman" w:hAnsi="Times New Roman"/>
-          <w:b/>
-          <w:bCs/>
-          <w:sz w:val="24"/>
-          <w:szCs w:val="24"/>
-        </w:rPr>
-        <w:tab/>
-      </w:r>
-      <w:r>
-        <w:rPr>
-          <w:rFonts w:ascii="Times New Roman" w:hAnsi="Times New Roman"/>
-          <w:b/>
-          <w:bCs/>
-          <w:sz w:val="24"/>
-          <w:szCs w:val="24"/>
-        </w:rPr>
-        <w:tab/>
-      </w:r>
-      <w:r>
-        <w:rPr>
-          <w:rFonts w:ascii="Times New Roman" w:hAnsi="Times New Roman"/>
-          <w:b/>
-          <w:bCs/>
-          <w:sz w:val="24"/>
-          <w:szCs w:val="24"/>
-        </w:rPr>
-        <w:tab/>
-      </w:r>
-      <w:r>
-        <w:rPr>
-          <w:rFonts w:ascii="Times New Roman" w:hAnsi="Times New Roman"/>
-          <w:b/>
-          <w:bCs/>
-          <w:sz w:val="24"/>
-          <w:szCs w:val="24"/>
-        </w:rPr>
-        <w:tab/>
-      </w:r>
-      <w:r>
-        <w:rPr>
-          <w:rFonts w:ascii="Times New Roman" w:hAnsi="Times New Roman"/>
-          <w:b/>
-          <w:bCs/>
-          <w:sz w:val="24"/>
-          <w:szCs w:val="24"/>
-        </w:rPr>
-        <w:tab/>
-      </w:r>
-      <w:r>
-        <w:rPr>
-          <w:rFonts w:ascii="Times New Roman" w:hAnsi="Times New Roman"/>
-          <w:b/>
-          <w:bCs/>
-          <w:sz w:val="24"/>
-          <w:szCs w:val="24"/>
-        </w:rPr>
-        <w:t>___________________/</w:t>
-      </w:r>
-      <w:proofErr w:type="gramStart"/>
-      <w:r>
-        <w:rPr>
-          <w:rFonts w:ascii="Times New Roman" w:hAnsi="Times New Roman"/>
-          <w:b/>
-          <w:bCs/>
-          <w:sz w:val="24"/>
-          <w:szCs w:val="24"/>
-        </w:rPr>
-        <w:t>И.И.</w:t>
-      </w:r>
-      <w:proofErr w:type="gramEnd"/>
-      <w:r>
-        <w:rPr>
-          <w:rFonts w:ascii="Times New Roman" w:hAnsi="Times New Roman"/>
-          <w:b/>
-          <w:bCs/>
-          <w:sz w:val="24"/>
-          <w:szCs w:val="24"/>
-        </w:rPr>
-        <w:t xml:space="preserve"> Иванов</w:t>
-      </w:r>
-    </w:p>
-    <w:tbl>
-      <w:tblPr>
-        <w:tblW w:w="5000" w:type="pct"/>
-        <w:jc w:val="center"/>
-        <w:tblLook w:val="04A0" w:firstRow="1" w:lastRow="0" w:firstColumn="1" w:lastColumn="0" w:noHBand="0" w:noVBand="1"/>
-      </w:tblPr>
-      <w:tblGrid>
-        <w:gridCol w:w="6547"/>
-        <w:gridCol w:w="2148"/>
-        <w:gridCol w:w="5875"/>
-      </w:tblGrid>
-      <w:tr>
-        <w:trPr>
-          <w:trHeight w:val="20"/>
-          <w:jc w:val="center"/>
-        </w:trPr>
-        <w:tc>
-          <w:tcPr>
-            <w:tcW w:w="4204" w:type="dxa"/>
-            <w:vAlign w:val="bottom"/>
-          </w:tcPr>
-          <w:p>
-            <w:pPr>
-              <w:spacing w:after="0" w:line="240" w:lineRule="auto"/>
-              <w:rPr>
-                <w:rFonts w:ascii="Times New Roman" w:hAnsi="Times New Roman"/>
-                <w:b/>
-                <w:bCs/>
-                <w:iCs/>
-                <w:sz w:val="24"/>
-                <w:szCs w:val="24"/>
-              </w:rPr>
-            </w:pPr>
-          </w:p>
-        </w:tc>
-        <w:tc>
-          <w:tcPr>
-            <w:tcW w:w="1379" w:type="dxa"/>
-            <w:vAlign w:val="bottom"/>
-          </w:tcPr>
-          <w:p>
-            <w:pPr>
-              <w:spacing w:after="0" w:line="240" w:lineRule="auto"/>
-              <w:jc w:val="center"/>
-              <w:rPr>
-                <w:rFonts w:ascii="Times New Roman" w:hAnsi="Times New Roman"/>
-                <w:bCs/>
-                <w:iCs/>
-                <w:sz w:val="24"/>
-                <w:szCs w:val="24"/>
-              </w:rPr>
-            </w:pPr>
-          </w:p>
-        </w:tc>
-        <w:tc>
-          <w:tcPr>
-            <w:tcW w:w="3772" w:type="dxa"/>
-            <w:vAlign w:val="bottom"/>
-          </w:tcPr>
-          <w:p>
-            <w:pPr>
-              <w:spacing w:after="0" w:line="240" w:lineRule="auto"/>
-              <w:rPr>
-                <w:rFonts w:ascii="Times New Roman" w:hAnsi="Times New Roman"/>
-                <w:b/>
-                <w:bCs/>
-                <w:iCs/>
-                <w:sz w:val="24"/>
-                <w:szCs w:val="24"/>
-              </w:rPr>
-            </w:pPr>
-          </w:p>
-        </w:tc>
-      </w:tr>
-      <w:tr>
-        <w:trPr>
-          <w:trHeight w:val="20"/>
-          <w:jc w:val="center"/>
-        </w:trPr>
-        <w:tc>
-          <w:tcPr>
-            <w:tcW w:w="4204" w:type="dxa"/>
-            <w:vAlign w:val="bottom"/>
-          </w:tcPr>
-          <w:p>
-            <w:pPr>
-              <w:spacing w:after="0" w:line="240" w:lineRule="auto"/>
-              <w:jc w:val="center"/>
-              <w:rPr>
-                <w:rFonts w:ascii="Times New Roman" w:hAnsi="Times New Roman"/>
-                <w:b/>
-                <w:bCs/>
-                <w:iCs/>
-                <w:sz w:val="24"/>
-                <w:szCs w:val="24"/>
-              </w:rPr>
-            </w:pPr>
-          </w:p>
-        </w:tc>
-        <w:tc>
-          <w:tcPr>
-            <w:tcW w:w="1379" w:type="dxa"/>
-            <w:vAlign w:val="bottom"/>
-          </w:tcPr>
-          <w:p>
-            <w:pPr>
-              <w:spacing w:after="0" w:line="240" w:lineRule="auto"/>
-              <w:rPr>
-                <w:rFonts w:ascii="Times New Roman" w:hAnsi="Times New Roman"/>
-                <w:bCs/>
-                <w:iCs/>
-                <w:sz w:val="24"/>
-                <w:szCs w:val="24"/>
-              </w:rPr>
-            </w:pPr>
-          </w:p>
-        </w:tc>
-        <w:tc>
-          <w:tcPr>
-            <w:tcW w:w="3772" w:type="dxa"/>
-            <w:vAlign w:val="bottom"/>
-          </w:tcPr>
-          <w:p>
-            <w:pPr>
-              <w:spacing w:after="0" w:line="240" w:lineRule="auto"/>
-              <w:rPr>
-                <w:rFonts w:ascii="Times New Roman" w:hAnsi="Times New Roman"/>
-                <w:b/>
-                <w:bCs/>
-                <w:iCs/>
-                <w:sz w:val="24"/>
-                <w:szCs w:val="24"/>
-              </w:rPr>
-            </w:pPr>
-          </w:p>
-        </w:tc>
-      </w:tr>
-      <w:tr>
-        <w:trPr>
-          <w:trHeight w:val="20"/>
-          <w:jc w:val="center"/>
-        </w:trPr>
-        <w:tc>
-          <w:tcPr>
-            <w:tcW w:w="4204" w:type="dxa"/>
-            <w:vAlign w:val="bottom"/>
-          </w:tcPr>
-          <w:p>
-            <w:pPr>
-              <w:spacing w:after="0" w:line="240" w:lineRule="auto"/>
-              <w:rPr>
-                <w:rFonts w:ascii="Times New Roman" w:hAnsi="Times New Roman"/>
-                <w:b/>
-                <w:bCs/>
-                <w:i/>
-                <w:iCs/>
-                <w:sz w:val="24"/>
-                <w:szCs w:val="24"/>
-              </w:rPr>
-            </w:pPr>
-            <w:r>
-              <w:rPr>
-                <w:rFonts w:ascii="Times New Roman" w:hAnsi="Times New Roman"/>
-                <w:iCs/>
-                <w:sz w:val="24"/>
-                <w:szCs w:val="24"/>
-              </w:rPr>
-              <w:t>Дата формирования обоснования НМЦК:</w:t>
-            </w:r>
-          </w:p>
-        </w:tc>
-        <w:tc>
-          <w:tcPr>
-            <w:tcW w:w="1379" w:type="dxa"/>
-            <w:vAlign w:val="bottom"/>
-          </w:tcPr>
-          <w:p>
-            <w:pPr>
-              <w:spacing w:after="0" w:line="240" w:lineRule="auto"/>
-              <w:jc w:val="center"/>
-              <w:rPr>
-                <w:rFonts w:ascii="Times New Roman" w:hAnsi="Times New Roman"/>
-                <w:bCs/>
-                <w:i/>
-                <w:iCs/>
-                <w:sz w:val="24"/>
-                <w:szCs w:val="24"/>
-              </w:rPr>
-            </w:pPr>
-          </w:p>
-        </w:tc>
-        <w:tc>
-          <w:tcPr>
-            <w:tcW w:w="3772" w:type="dxa"/>
-            <w:vAlign w:val="bottom"/>
-          </w:tcPr>
-          <w:p>
-            <w:pPr>
-              <w:spacing w:after="0" w:line="240" w:lineRule="auto"/>
-              <w:rPr>
-                <w:rFonts w:ascii="Times New Roman" w:hAnsi="Times New Roman"/>
-                <w:b/>
-                <w:bCs/>
-                <w:iCs/>
-                <w:sz w:val="24"/>
-                <w:szCs w:val="24"/>
-              </w:rPr>
-            </w:pPr>
-            <w:r>
-              <w:rPr>
-                <w:rFonts w:ascii="Times New Roman" w:hAnsi="Times New Roman"/>
-                <w:b/>
-                <w:bCs/>
-                <w:iCs/>
-                <w:sz w:val="24"/>
-                <w:szCs w:val="24"/>
-              </w:rPr>
-              <w:t>19.05.2025</w:t>
-            </w:r>
-          </w:p>
-        </w:tc>
-      </w:tr>
-    </w:tbl>
-    <w:p>
-      <w:pPr>
-        <w:rPr>
-          <w:rFonts w:ascii="Times New Roman" w:hAnsi="Times New Roman"/>
-        </w:rPr>
-      </w:pPr>
-    </w:p>
-    <w:p/>
     <w:sectPr>
       <w:pgSz w:w="16838" w:h="11906" w:orient="landscape"/>
       <w:pgMar w:top="850" w:right="1134" w:bottom="1701" w:left="1134" w:header="708" w:footer="708" w:gutter="0"/>
@@ -3119,6 +2688,137 @@
       <w:lang w:eastAsia="ru-RU"/>
     </w:rPr>
   </w:style>
+  <w:style w:type="paragraph" w:customStyle="1" w:styleId="11">
+    <w:name w:val="Основной текст1"/>
+    <w:pPr>
+      <w:spacing w:after="0" w:line="360" w:lineRule="auto"/>
+      <w:ind w:firstLine="709"/>
+      <w:jc w:val="both"/>
+    </w:pPr>
+    <w:rPr>
+      <w:rFonts w:ascii="Times New Roman" w:eastAsia="Times New Roman" w:hAnsi="Times New Roman" w:cs="Times New Roman"/>
+      <w:sz w:val="28"/>
+    </w:rPr>
+  </w:style>
+  <w:style w:type="paragraph" w:customStyle="1" w:styleId="ad">
+    <w:name w:val="Заголовок документа"/>
+    <w:basedOn w:val="11"/>
+    <w:pPr>
+      <w:spacing w:after="240" w:line="240" w:lineRule="auto"/>
+      <w:ind w:firstLine="0"/>
+      <w:jc w:val="center"/>
+    </w:pPr>
+    <w:rPr>
+      <w:b/>
+      <w:sz w:val="32"/>
+    </w:rPr>
+  </w:style>
+  <w:style w:type="paragraph" w:customStyle="1" w:styleId="12">
+    <w:name w:val="Подзаголовок1"/>
+    <w:basedOn w:val="11"/>
+    <w:pPr>
+      <w:spacing w:before="120" w:after="120" w:line="240" w:lineRule="auto"/>
+      <w:ind w:firstLine="0"/>
+      <w:jc w:val="left"/>
+    </w:pPr>
+    <w:rPr>
+      <w:b/>
+    </w:rPr>
+  </w:style>
+  <w:style w:type="paragraph" w:customStyle="1" w:styleId="ae">
+    <w:name w:val="Реквизиты"/>
+    <w:basedOn w:val="11"/>
+    <w:pPr>
+      <w:spacing w:after="240" w:line="240" w:lineRule="auto"/>
+      <w:ind w:firstLine="0"/>
+      <w:jc w:val="right"/>
+    </w:pPr>
+    <w:rPr>
+      <w:sz w:val="24"/>
+    </w:rPr>
+  </w:style>
+  <w:style w:type="paragraph" w:customStyle="1" w:styleId="13">
+    <w:name w:val="Список1"/>
+    <w:basedOn w:val="11"/>
+    <w:pPr>
+      <w:ind w:firstLine="0"/>
+      <w:jc w:val="left"/>
+    </w:pPr>
+  </w:style>
+  <w:style w:type="paragraph" w:customStyle="1" w:styleId="14">
+    <w:name w:val="Подпись1"/>
+    <w:basedOn w:val="11"/>
+    <w:pPr>
+      <w:spacing w:before="240" w:line="240" w:lineRule="auto"/>
+      <w:ind w:firstLine="0"/>
+      <w:jc w:val="right"/>
+    </w:pPr>
+  </w:style>
+  <w:style w:type="paragraph" w:customStyle="1" w:styleId="af">
+    <w:name w:val="Приложение"/>
+    <w:basedOn w:val="11"/>
+    <w:pPr>
+      <w:spacing w:before="120" w:after="120" w:line="240" w:lineRule="auto"/>
+      <w:ind w:firstLine="0"/>
+      <w:jc w:val="left"/>
+    </w:pPr>
+    <w:rPr>
+      <w:sz w:val="24"/>
+    </w:rPr>
+  </w:style>
+  <w:style w:type="paragraph" w:customStyle="1" w:styleId="af0">
+    <w:name w:val="Табличный текст"/>
+    <w:basedOn w:val="11"/>
+    <w:pPr>
+      <w:spacing w:line="240" w:lineRule="auto"/>
+      <w:ind w:firstLine="0"/>
+      <w:jc w:val="left"/>
+    </w:pPr>
+    <w:rPr>
+      <w:sz w:val="22"/>
+    </w:rPr>
+  </w:style>
+  <w:style w:type="table" w:customStyle="1" w:styleId="af1">
+    <w:name w:val="Таблица"/>
+    <w:basedOn w:val="ac"/>
+    <w:uiPriority w:val="99"/>
+    <w:qFormat/>
+    <w:tblPr/>
+    <w:tblStylePr w:type="firstRow">
+      <w:rPr>
+        <w:b/>
+      </w:rPr>
+      <w:tblPr/>
+      <w:tcPr>
+        <w:shd w:val="clear" w:color="auto" w:fill="E6E6E6"/>
+      </w:tcPr>
+    </w:tblStylePr>
+  </w:style>
+  <w:style w:type="paragraph" w:customStyle="1" w:styleId="af2">
+    <w:name w:val="Табличный заголовок"/>
+    <w:basedOn w:val="11"/>
+    <w:pPr>
+      <w:spacing w:line="240" w:lineRule="auto"/>
+      <w:ind w:firstLine="0"/>
+      <w:jc w:val="center"/>
+    </w:pPr>
+    <w:rPr>
+      <w:b/>
+      <w:sz w:val="22"/>
+    </w:rPr>
+  </w:style>
+  <w:style w:type="paragraph" w:styleId="af3">
+    <w:name w:val="Normal (Web)"/>
+    <w:basedOn w:val="a"/>
+    <w:uiPriority w:val="99"/>
+    <w:unhideWhenUsed/>
+    <w:rsid w:val="007C59F8"/>
+    <w:rPr>
+      <w:rFonts w:ascii="Times New Roman" w:hAnsi="Times New Roman" w:cs="Times New Roman"/>
+      <w:sz w:val="24"/>
+      <w:szCs w:val="24"/>
+    </w:rPr>
+  </w:style>
 </w:styles>
 </file>
 

--- a/report_template.docx
+++ b/report_template.docx
@@ -571,7 +571,29 @@
           <w:sz w:val="22"/>
           <w:szCs w:val="21"/>
         </w:rPr>
-        <w:t xml:space="preserve">Расчет начальной (максимальной) цены </w:t>
+        <w:t>Расчет начальной (максимальной) цены</w:t>
+      </w:r>
+      <w:r>
+        <w:rPr>
+          <w:b w:val="0"/>
+          <w:bCs/>
+          <w:i/>
+          <w:iCs/>
+          <w:sz w:val="22"/>
+          <w:szCs w:val="21"/>
+        </w:rPr>
+        <w:t xml:space="preserve"> позиции</w:t>
+      </w:r>
+      <w:r>
+        <w:rPr>
+          <w:b w:val="0"/>
+          <w:bCs/>
+          <w:i/>
+          <w:iCs/>
+          <w:sz w:val="22"/>
+          <w:szCs w:val="21"/>
+        </w:rPr>
+        <w:t xml:space="preserve"> </w:t>
       </w:r>
       <w:r>
         <w:rPr>
@@ -588,22 +610,20 @@
     <w:tbl>
       <w:tblPr>
         <w:tblStyle w:val="af1"/>
-        <w:tblW w:w="14737" w:type="dxa"/>
+        <w:tblW w:w="15163" w:type="dxa"/>
         <w:tblLayout w:type="fixed"/>
         <w:tblLook w:val="04A0" w:firstRow="1" w:lastRow="0" w:firstColumn="1" w:lastColumn="0" w:noHBand="0" w:noVBand="1"/>
       </w:tblPr>
       <w:tblGrid>
         <w:gridCol w:w="484"/>
         <w:gridCol w:w="1779"/>
-        <w:gridCol w:w="1230"/>
         <w:gridCol w:w="1747"/>
         <w:gridCol w:w="2019"/>
-        <w:gridCol w:w="1232"/>
-        <w:gridCol w:w="1427"/>
-        <w:gridCol w:w="1134"/>
-        <w:gridCol w:w="1304"/>
-        <w:gridCol w:w="1574"/>
-        <w:gridCol w:w="807"/>
+        <w:gridCol w:w="2046"/>
+        <w:gridCol w:w="1418"/>
+        <w:gridCol w:w="1275"/>
+        <w:gridCol w:w="1701"/>
+        <w:gridCol w:w="2694"/>
       </w:tblGrid>
       <w:tr>
         <w:trPr>
@@ -657,35 +677,6 @@
         </w:tc>
         <w:tc>
           <w:tcPr>
-            <w:tcW w:w="1230" w:type="dxa"/>
-            <w:shd w:val="clear" w:color="auto" w:fill="FFFFFF" w:themeFill="background1"/>
-            <w:vAlign w:val="center"/>
-          </w:tcPr>
-          <w:p>
-            <w:pPr>
-              <w:pStyle w:val="af2"/>
-              <w:rPr>
-                <w:color w:val="000000"/>
-                <w:sz w:val="20"/>
-                <w:szCs w:val="20"/>
-              </w:rPr>
-            </w:pPr>
-            <w:r>
-              <w:rPr>
-                <w:szCs w:val="20"/>
-              </w:rPr>
-              <w:t>Название</w:t>
-            </w:r>
-            <w:r>
-              <w:rPr>
-                <w:szCs w:val="20"/>
-              </w:rPr>
-              <w:t xml:space="preserve"> СТЕ</w:t>
-            </w:r>
-          </w:p>
-        </w:tc>
-        <w:tc>
-          <w:tcPr>
             <w:tcW w:w="1747" w:type="dxa"/>
             <w:shd w:val="clear" w:color="auto" w:fill="FFFFFF" w:themeFill="background1"/>
             <w:vAlign w:val="center"/>
@@ -730,7 +721,7 @@
         </w:tc>
         <w:tc>
           <w:tcPr>
-            <w:tcW w:w="1232" w:type="dxa"/>
+            <w:tcW w:w="2046" w:type="dxa"/>
             <w:shd w:val="clear" w:color="auto" w:fill="FFFFFF" w:themeFill="background1"/>
             <w:vAlign w:val="center"/>
           </w:tcPr>
@@ -752,7 +743,7 @@
         </w:tc>
         <w:tc>
           <w:tcPr>
-            <w:tcW w:w="1427" w:type="dxa"/>
+            <w:tcW w:w="1418" w:type="dxa"/>
             <w:shd w:val="clear" w:color="auto" w:fill="FFFFFF" w:themeFill="background1"/>
             <w:vAlign w:val="center"/>
           </w:tcPr>
@@ -774,7 +765,7 @@
         </w:tc>
         <w:tc>
           <w:tcPr>
-            <w:tcW w:w="1134" w:type="dxa"/>
+            <w:tcW w:w="1275" w:type="dxa"/>
             <w:shd w:val="clear" w:color="auto" w:fill="FFFFFF" w:themeFill="background1"/>
             <w:vAlign w:val="center"/>
           </w:tcPr>
@@ -801,7 +792,7 @@
         </w:tc>
         <w:tc>
           <w:tcPr>
-            <w:tcW w:w="1304" w:type="dxa"/>
+            <w:tcW w:w="1701" w:type="dxa"/>
             <w:shd w:val="clear" w:color="auto" w:fill="FFFFFF" w:themeFill="background1"/>
             <w:vAlign w:val="center"/>
           </w:tcPr>
@@ -823,7 +814,7 @@
         </w:tc>
         <w:tc>
           <w:tcPr>
-            <w:tcW w:w="1574" w:type="dxa"/>
+            <w:tcW w:w="2694" w:type="dxa"/>
             <w:shd w:val="clear" w:color="auto" w:fill="FFFFFF" w:themeFill="background1"/>
             <w:vAlign w:val="center"/>
           </w:tcPr>
@@ -840,26 +831,6 @@
                 <w:szCs w:val="20"/>
               </w:rPr>
               <w:t>Цена за единицу</w:t>
-            </w:r>
-          </w:p>
-        </w:tc>
-        <w:tc>
-          <w:tcPr>
-            <w:tcW w:w="807" w:type="dxa"/>
-            <w:shd w:val="clear" w:color="auto" w:fill="FFFFFF" w:themeFill="background1"/>
-          </w:tcPr>
-          <w:p>
-            <w:pPr>
-              <w:pStyle w:val="af2"/>
-              <w:rPr>
-                <w:szCs w:val="20"/>
-              </w:rPr>
-            </w:pPr>
-            <w:r>
-              <w:rPr>
-                <w:szCs w:val="20"/>
-              </w:rPr>
-              <w:t>НДС</w:t>
             </w:r>
           </w:p>
         </w:tc>
@@ -932,45 +903,6 @@
         </w:tc>
         <w:tc>
           <w:tcPr>
-            <w:tcW w:w="1230" w:type="dxa"/>
-            <w:vAlign w:val="center"/>
-          </w:tcPr>
-          <w:p>
-            <w:pPr>
-              <w:pStyle w:val="af0"/>
-              <w:jc w:val="center"/>
-              <w:rPr>
-                <w:szCs w:val="22"/>
-                <w:lang w:val="en-US"/>
-              </w:rPr>
-            </w:pPr>
-            <w:r>
-              <w:rPr>
-                <w:szCs w:val="22"/>
-                <w:lang w:val="en-US"/>
-              </w:rPr>
-              <w:t>{</w:t>
-            </w:r>
-            <w:proofErr w:type="spellStart"/>
-            <w:r>
-              <w:rPr>
-                <w:szCs w:val="22"/>
-                <w:lang w:val="en-US"/>
-              </w:rPr>
-              <w:t>steName</w:t>
-            </w:r>
-            <w:proofErr w:type="spellEnd"/>
-            <w:r>
-              <w:rPr>
-                <w:szCs w:val="22"/>
-                <w:lang w:val="en-US"/>
-              </w:rPr>
-              <w:t>}</w:t>
-            </w:r>
-          </w:p>
-        </w:tc>
-        <w:tc>
-          <w:tcPr>
             <w:tcW w:w="1747" w:type="dxa"/>
             <w:vAlign w:val="center"/>
           </w:tcPr>
@@ -1049,7 +981,7 @@
         </w:tc>
         <w:tc>
           <w:tcPr>
-            <w:tcW w:w="1232" w:type="dxa"/>
+            <w:tcW w:w="2046" w:type="dxa"/>
             <w:vAlign w:val="center"/>
           </w:tcPr>
           <w:p>
@@ -1088,7 +1020,7 @@
         </w:tc>
         <w:tc>
           <w:tcPr>
-            <w:tcW w:w="1427" w:type="dxa"/>
+            <w:tcW w:w="1418" w:type="dxa"/>
             <w:vAlign w:val="center"/>
           </w:tcPr>
           <w:p>
@@ -1126,7 +1058,7 @@
         </w:tc>
         <w:tc>
           <w:tcPr>
-            <w:tcW w:w="1134" w:type="dxa"/>
+            <w:tcW w:w="1275" w:type="dxa"/>
             <w:vAlign w:val="center"/>
           </w:tcPr>
           <w:p>
@@ -1171,7 +1103,7 @@
         </w:tc>
         <w:tc>
           <w:tcPr>
-            <w:tcW w:w="1304" w:type="dxa"/>
+            <w:tcW w:w="1701" w:type="dxa"/>
             <w:vAlign w:val="center"/>
           </w:tcPr>
           <w:p>
@@ -1210,7 +1142,7 @@
         </w:tc>
         <w:tc>
           <w:tcPr>
-            <w:tcW w:w="1574" w:type="dxa"/>
+            <w:tcW w:w="2694" w:type="dxa"/>
             <w:vAlign w:val="center"/>
           </w:tcPr>
           <w:p>
@@ -1236,44 +1168,6 @@
                 <w:lang w:val="en-US"/>
               </w:rPr>
               <w:t>unitPrice</w:t>
-            </w:r>
-            <w:proofErr w:type="spellEnd"/>
-            <w:r>
-              <w:rPr>
-                <w:szCs w:val="22"/>
-                <w:lang w:val="en-US"/>
-              </w:rPr>
-              <w:t>}</w:t>
-            </w:r>
-          </w:p>
-        </w:tc>
-        <w:tc>
-          <w:tcPr>
-            <w:tcW w:w="807" w:type="dxa"/>
-          </w:tcPr>
-          <w:p>
-            <w:pPr>
-              <w:pStyle w:val="af0"/>
-              <w:jc w:val="center"/>
-              <w:rPr>
-                <w:szCs w:val="22"/>
-                <w:lang w:val="en-US"/>
-              </w:rPr>
-            </w:pPr>
-            <w:r>
-              <w:rPr>
-                <w:szCs w:val="22"/>
-                <w:lang w:val="en-US"/>
-              </w:rPr>
-              <w:t>{</w:t>
-            </w:r>
-            <w:proofErr w:type="spellStart"/>
-            <w:r>
-              <w:rPr>
-                <w:szCs w:val="22"/>
-                <w:lang w:val="en-US"/>
-              </w:rPr>
-              <w:t>nds</w:t>
             </w:r>
             <w:proofErr w:type="spellEnd"/>
             <w:r>
@@ -1292,8 +1186,8 @@
         </w:trPr>
         <w:tc>
           <w:tcPr>
-            <w:tcW w:w="12356" w:type="dxa"/>
-            <w:gridSpan w:val="9"/>
+            <w:tcW w:w="12469" w:type="dxa"/>
+            <w:gridSpan w:val="8"/>
             <w:vAlign w:val="center"/>
           </w:tcPr>
           <w:p>
@@ -1317,8 +1211,7 @@
         </w:tc>
         <w:tc>
           <w:tcPr>
-            <w:tcW w:w="2381" w:type="dxa"/>
-            <w:gridSpan w:val="2"/>
+            <w:tcW w:w="2694" w:type="dxa"/>
             <w:vAlign w:val="center"/>
           </w:tcPr>
           <w:p>

--- a/report_template.docx
+++ b/report_template.docx
@@ -604,7 +604,53 @@
           <w:sz w:val="22"/>
           <w:szCs w:val="21"/>
         </w:rPr>
-        <w:t>{предмет закупки}</w:t>
+        <w:t xml:space="preserve">{предмет </w:t>
+      </w:r>
+      <w:proofErr w:type="gramStart"/>
+      <w:r>
+        <w:rPr>
+          <w:b w:val="0"/>
+          <w:bCs/>
+          <w:i/>
+          <w:iCs/>
+          <w:sz w:val="22"/>
+          <w:szCs w:val="21"/>
+        </w:rPr>
+        <w:t>закупки}</w:t>
+      </w:r>
+      <w:r>
+        <w:rPr>
+          <w:b w:val="0"/>
+          <w:bCs/>
+          <w:i/>
+          <w:iCs/>
+          <w:sz w:val="22"/>
+          <w:szCs w:val="21"/>
+        </w:rPr>
+        <w:t>{</w:t>
+      </w:r>
+      <w:proofErr w:type="gramEnd"/>
+      <w:r>
+        <w:rPr>
+          <w:b w:val="0"/>
+          <w:bCs/>
+          <w:i/>
+          <w:iCs/>
+          <w:sz w:val="22"/>
+          <w:szCs w:val="21"/>
+        </w:rPr>
+        <w:t>кол-во предмета закупки</w:t>
+      </w:r>
+      <w:r>
+        <w:rPr>
+          <w:b w:val="0"/>
+          <w:bCs/>
+          <w:i/>
+          <w:iCs/>
+          <w:sz w:val="22"/>
+          <w:szCs w:val="21"/>
+        </w:rPr>
+        <w:t>}</w:t>
       </w:r>
     </w:p>
     <w:tbl>

--- a/report_template.docx
+++ b/report_template.docx
@@ -604,9 +604,8 @@
           <w:sz w:val="22"/>
           <w:szCs w:val="21"/>
         </w:rPr>
-        <w:t xml:space="preserve">{предмет </w:t>
-      </w:r>
-      <w:proofErr w:type="gramStart"/>
+        <w:t>{предмет закупки}</w:t>
+      </w:r>
       <w:r>
         <w:rPr>
           <w:b w:val="0"/>
@@ -616,7 +615,7 @@
           <w:sz w:val="22"/>
           <w:szCs w:val="21"/>
         </w:rPr>
-        <w:t>закупки}</w:t>
+        <w:t xml:space="preserve"> </w:t>
       </w:r>
       <w:r>
         <w:rPr>
@@ -629,7 +628,6 @@
         </w:rPr>
         <w:t>{</w:t>
       </w:r>
-      <w:proofErr w:type="gramEnd"/>
       <w:r>
         <w:rPr>
           <w:b w:val="0"/>
@@ -641,6 +639,54 @@
         </w:rPr>
         <w:t>кол-во предмета закупки</w:t>
       </w:r>
+      <w:r>
+        <w:rPr>
+          <w:b w:val="0"/>
+          <w:bCs/>
+          <w:i/>
+          <w:iCs/>
+          <w:sz w:val="22"/>
+          <w:szCs w:val="21"/>
+        </w:rPr>
+        <w:t>}</w:t>
+      </w:r>
+      <w:r>
+        <w:rPr>
+          <w:b w:val="0"/>
+          <w:bCs/>
+          <w:i/>
+          <w:iCs/>
+          <w:sz w:val="22"/>
+          <w:szCs w:val="21"/>
+        </w:rPr>
+        <w:t xml:space="preserve"> </w:t>
+      </w:r>
+      <w:r>
+        <w:rPr>
+          <w:b w:val="0"/>
+          <w:bCs/>
+          <w:i/>
+          <w:iCs/>
+          <w:sz w:val="22"/>
+          <w:szCs w:val="21"/>
+        </w:rPr>
+        <w:t>{</w:t>
+      </w:r>
+      <w:proofErr w:type="spellStart"/>
+      <w:proofErr w:type="gramStart"/>
+      <w:r>
+        <w:rPr>
+          <w:b w:val="0"/>
+          <w:bCs/>
+          <w:i/>
+          <w:iCs/>
+          <w:sz w:val="22"/>
+          <w:szCs w:val="21"/>
+        </w:rPr>
+        <w:t>ед.измерения</w:t>
+      </w:r>
+      <w:proofErr w:type="spellEnd"/>
+      <w:proofErr w:type="gramEnd"/>
       <w:r>
         <w:rPr>
           <w:b w:val="0"/>
